--- a/resources/dist/sheets/revolutionary-battles-1775-1776-student-sheet-es.docx
+++ b/resources/dist/sheets/revolutionary-battles-1775-1776-student-sheet-es.docx
@@ -76,7 +76,7 @@
         </w:rPr>
         <w:t xml:space="preserve">Abre el mapa en MapMaker: </w:t>
       </w:r>
-      <w:hyperlink w:history="1" r:id="rIddozvlzpb1giefezh7ysp4">
+      <w:hyperlink w:history="1" r:id="rId2apkga_ibhnfqqukswcjw">
         <w:r>
           <w:rPr>
             <w:i/>

--- a/resources/dist/sheets/revolutionary-battles-1775-1776-student-sheet-es.docx
+++ b/resources/dist/sheets/revolutionary-battles-1775-1776-student-sheet-es.docx
@@ -76,7 +76,7 @@
         </w:rPr>
         <w:t xml:space="preserve">Abre el mapa en MapMaker: </w:t>
       </w:r>
-      <w:hyperlink w:history="1" r:id="rId2apkga_ibhnfqqukswcjw">
+      <w:hyperlink w:history="1" r:id="rIdfmkejhnrudpyus-otve3w">
         <w:r>
           <w:rPr>
             <w:i/>

--- a/resources/dist/sheets/revolutionary-battles-1775-1776-student-sheet-es.docx
+++ b/resources/dist/sheets/revolutionary-battles-1775-1776-student-sheet-es.docx
@@ -76,7 +76,7 @@
         </w:rPr>
         <w:t xml:space="preserve">Abre el mapa en MapMaker: </w:t>
       </w:r>
-      <w:hyperlink w:history="1" r:id="rIdfmkejhnrudpyus-otve3w">
+      <w:hyperlink w:history="1" r:id="rIdvftyyqqmrkkannc8riiry">
         <w:r>
           <w:rPr>
             <w:i/>

--- a/resources/dist/sheets/revolutionary-battles-1775-1776-student-sheet-es.docx
+++ b/resources/dist/sheets/revolutionary-battles-1775-1776-student-sheet-es.docx
@@ -76,7 +76,7 @@
         </w:rPr>
         <w:t xml:space="preserve">Abre el mapa en MapMaker: </w:t>
       </w:r>
-      <w:hyperlink w:history="1" r:id="rIdvftyyqqmrkkannc8riiry">
+      <w:hyperlink w:history="1" r:id="rId8wlaqvlagbw26unogex_d">
         <w:r>
           <w:rPr>
             <w:i/>

--- a/resources/dist/sheets/revolutionary-battles-1775-1776-student-sheet-es.docx
+++ b/resources/dist/sheets/revolutionary-battles-1775-1776-student-sheet-es.docx
@@ -76,7 +76,7 @@
         </w:rPr>
         <w:t xml:space="preserve">Abre el mapa en MapMaker: </w:t>
       </w:r>
-      <w:hyperlink w:history="1" r:id="rId8wlaqvlagbw26unogex_d">
+      <w:hyperlink w:history="1" r:id="rIdbj0ywsbik8yrqscdsjbtq">
         <w:r>
           <w:rPr>
             <w:i/>

--- a/resources/dist/sheets/revolutionary-battles-1775-1776-student-sheet-es.docx
+++ b/resources/dist/sheets/revolutionary-battles-1775-1776-student-sheet-es.docx
@@ -76,7 +76,7 @@
         </w:rPr>
         <w:t xml:space="preserve">Abre el mapa en MapMaker: </w:t>
       </w:r>
-      <w:hyperlink w:history="1" r:id="rIdbj0ywsbik8yrqscdsjbtq">
+      <w:hyperlink w:history="1" r:id="rIdoqk7kbxrtbtjqogdiyfdd">
         <w:r>
           <w:rPr>
             <w:i/>

--- a/resources/dist/sheets/revolutionary-battles-1775-1776-student-sheet-es.docx
+++ b/resources/dist/sheets/revolutionary-battles-1775-1776-student-sheet-es.docx
@@ -76,7 +76,7 @@
         </w:rPr>
         <w:t xml:space="preserve">Abre el mapa en MapMaker: </w:t>
       </w:r>
-      <w:hyperlink w:history="1" r:id="rIdoqk7kbxrtbtjqogdiyfdd">
+      <w:hyperlink w:history="1" r:id="rIdsfqyulz6rjutteju2yvmx">
         <w:r>
           <w:rPr>
             <w:i/>

--- a/resources/dist/sheets/revolutionary-battles-1775-1776-student-sheet-es.docx
+++ b/resources/dist/sheets/revolutionary-battles-1775-1776-student-sheet-es.docx
@@ -76,7 +76,7 @@
         </w:rPr>
         <w:t xml:space="preserve">Abre el mapa en MapMaker: </w:t>
       </w:r>
-      <w:hyperlink w:history="1" r:id="rIdsfqyulz6rjutteju2yvmx">
+      <w:hyperlink w:history="1" r:id="rIdhjn8rlgp9jjodxsc1b-jz">
         <w:r>
           <w:rPr>
             <w:i/>

--- a/resources/dist/sheets/revolutionary-battles-1775-1776-student-sheet-es.docx
+++ b/resources/dist/sheets/revolutionary-battles-1775-1776-student-sheet-es.docx
@@ -76,7 +76,7 @@
         </w:rPr>
         <w:t xml:space="preserve">Abre el mapa en MapMaker: </w:t>
       </w:r>
-      <w:hyperlink w:history="1" r:id="rIdhjn8rlgp9jjodxsc1b-jz">
+      <w:hyperlink w:history="1" r:id="rIdks8pqwqh875kxpapsgm3h">
         <w:r>
           <w:rPr>
             <w:i/>

--- a/resources/dist/sheets/revolutionary-battles-1775-1776-student-sheet-es.docx
+++ b/resources/dist/sheets/revolutionary-battles-1775-1776-student-sheet-es.docx
@@ -76,7 +76,7 @@
         </w:rPr>
         <w:t xml:space="preserve">Abre el mapa en MapMaker: </w:t>
       </w:r>
-      <w:hyperlink w:history="1" r:id="rIdks8pqwqh875kxpapsgm3h">
+      <w:hyperlink w:history="1" r:id="rId8yu1nuimghyhphf6dfp0j">
         <w:r>
           <w:rPr>
             <w:i/>

--- a/resources/dist/sheets/revolutionary-battles-1775-1776-student-sheet-es.docx
+++ b/resources/dist/sheets/revolutionary-battles-1775-1776-student-sheet-es.docx
@@ -29,7 +29,7 @@
         <w:tabs>
           <w:tab w:val="left" w:pos="5200"/>
         </w:tabs>
-        <w:spacing w:after="200" w:before="200"/>
+        <w:spacing w:after="120" w:before="120"/>
       </w:pPr>
       <w:r>
         <w:rPr>
@@ -76,7 +76,7 @@
         </w:rPr>
         <w:t xml:space="preserve">Abre el mapa en MapMaker: </w:t>
       </w:r>
-      <w:hyperlink w:history="1" r:id="rId8yu1nuimghyhphf6dfp0j">
+      <w:hyperlink w:history="1" r:id="rId1lkfk3nmi6re8ndp7sqjw">
         <w:r>
           <w:rPr>
             <w:i/>
@@ -91,7 +91,83 @@
     </w:p>
     <w:p>
       <w:pPr>
+        <w:pStyle w:val="Heading2"/>
+      </w:pPr>
+      <w:r>
+        <w:rPr>
+          <w:lang w:val="es-US"/>
+        </w:rPr>
+        <w:t xml:space="preserve">Antes de empezar</w:t>
+      </w:r>
+    </w:p>
+    <w:p>
+      <w:pPr>
+        <w:spacing w:after="80"/>
+      </w:pPr>
+      <w:r>
+        <w:rPr>
+          <w:lang w:val="es-US"/>
+        </w:rPr>
+        <w:t xml:space="preserve">Soldados británicos salieron de Boston para apoderarse de las armas que los colonos habían guardado en Concord. Los combates que siguieron dieron inicio a la Revolución estadounidense. Durante los dos años siguientes, el ejército y la armada británicos y el nuevo Ejército Continental, dirigido por George Washington, lucharon por las ciudades, los ríos y los puertos de las colonias.</w:t>
+      </w:r>
+    </w:p>
+    <w:p>
+      <w:pPr>
+        <w:pStyle w:val="Heading2"/>
+      </w:pPr>
+      <w:r>
+        <w:rPr>
+          <w:lang w:val="es-US"/>
+        </w:rPr>
+        <w:t xml:space="preserve">Cómo leer el mapa</w:t>
+      </w:r>
+    </w:p>
+    <w:p>
+      <w:pPr>
+        <w:spacing w:after="80"/>
+      </w:pPr>
+      <w:r>
+        <w:rPr>
+          <w:lang w:val="es-US"/>
+        </w:rPr>
+        <w:t xml:space="preserve">Los rombos marcan las batallas: azul si ganaron los estadounidenses, rojo si ganaron los británicos. Cada rombo está en el lugar donde se suele situar la batalla, pero los combates ocuparon un área mayor: las zonas grises muestran el campo de batalla y las zonas rayadas, el núcleo, donde la lucha fue más intensa. Acércate para ver círculos blancos numerados: cinco momentos decisivos, numerados en el orden en que ocurrieron.</w:t>
+      </w:r>
+    </w:p>
+    <w:p>
+      <w:pPr>
+        <w:shd w:fill="F3F3F3" w:val="clear"/>
+        <w:spacing w:after="120" w:before="60"/>
+      </w:pPr>
+      <w:r>
+        <w:rPr>
+          <w:b/>
+          <w:bCs/>
+          <w:lang w:val="es-US"/>
+        </w:rPr>
+        <w:t xml:space="preserve">Consejo: </w:t>
+      </w:r>
+      <w:r>
+        <w:rPr>
+          <w:lang w:val="es-US"/>
+        </w:rPr>
+        <w:t xml:space="preserve">Si una ventana emergente dice 1 de 2 (o más), hay más de un elemento en ese lugar. Usa las flechas de la ventana para ver cada uno.</w:t>
+      </w:r>
+    </w:p>
+    <w:p>
+      <w:pPr>
+        <w:pStyle w:val="Heading2"/>
+      </w:pPr>
+      <w:r>
+        <w:rPr>
+          <w:lang w:val="es-US"/>
+        </w:rPr>
+        <w:t xml:space="preserve">Preguntas</w:t>
+      </w:r>
+    </w:p>
+    <w:p>
+      <w:pPr>
         <w:pStyle w:val="ListParagraph"/>
+        <w:keepNext/>
         <w:numPr>
           <w:ilvl w:val="0"/>
           <w:numId w:val="2"/>
@@ -110,11 +186,12 @@
         <w:rPr>
           <w:lang w:val="es-US"/>
         </w:rPr>
-        <w:t xml:space="preserve">Abre el marcador Massachusetts. Haz clic en Lexington y Concord. ¿Cuándo fue la batalla? Usa la leyenda para saber quién ganó.</w:t>
-      </w:r>
-    </w:p>
-    <w:p>
-      <w:pPr>
+        <w:t xml:space="preserve">Abre el marcador Massachusetts. Haz clic en el rombo de Lexington y Concord. ¿Cuándo fue la batalla? Usa la leyenda para saber quién ganó.</w:t>
+      </w:r>
+    </w:p>
+    <w:p>
+      <w:pPr>
+        <w:keepNext/>
         <w:spacing w:before="120"/>
         <w:ind w:left="360"/>
       </w:pPr>
@@ -127,24 +204,41 @@
     </w:p>
     <w:p>
       <w:pPr>
-        <w:pBdr>
-          <w:bottom w:val="single" w:color="8A949F" w:sz="4" w:space="1"/>
-        </w:pBdr>
-        <w:spacing w:before="170"/>
-      </w:pPr>
-      <w:r>
-        <w:rPr>
-          <w:lang w:val="es-US"/>
-        </w:rPr>
-        <w:t xml:space="preserve"/>
-      </w:r>
-    </w:p>
-    <w:p>
-      <w:pPr>
+        <w:keepNext/>
+        <w:pBdr>
+          <w:bottom w:val="single" w:color="8A949F" w:sz="4" w:space="1"/>
+        </w:pBdr>
+        <w:spacing w:before="100"/>
+      </w:pPr>
+      <w:r>
+        <w:rPr>
+          <w:lang w:val="es-US"/>
+        </w:rPr>
+        <w:t xml:space="preserve"/>
+      </w:r>
+    </w:p>
+    <w:p>
+      <w:pPr>
+        <w:keepNext/>
         <w:pBdr>
           <w:bottom w:val="single" w:color="8A949E" w:sz="4" w:space="1"/>
         </w:pBdr>
-        <w:spacing w:before="170"/>
+        <w:spacing w:before="100"/>
+      </w:pPr>
+      <w:r>
+        <w:rPr>
+          <w:lang w:val="es-US"/>
+        </w:rPr>
+        <w:t xml:space="preserve"/>
+      </w:r>
+    </w:p>
+    <w:p>
+      <w:pPr>
+        <w:keepNext w:val="false"/>
+        <w:pBdr>
+          <w:bottom w:val="single" w:color="8A949F" w:sz="4" w:space="1"/>
+        </w:pBdr>
+        <w:spacing w:before="100"/>
       </w:pPr>
       <w:r>
         <w:rPr>
@@ -156,6 +250,7 @@
     <w:p>
       <w:pPr>
         <w:pStyle w:val="ListParagraph"/>
+        <w:keepNext/>
         <w:numPr>
           <w:ilvl w:val="0"/>
           <w:numId w:val="2"/>
@@ -174,29 +269,76 @@
         <w:rPr>
           <w:lang w:val="es-US"/>
         </w:rPr>
-        <w:t xml:space="preserve">Haz clic en las batallas y ordénalas por año. ¿Qué colonias tuvieron batallas en 1775? ¿Y en 1776? ¿Qué cambió?</w:t>
-      </w:r>
-    </w:p>
-    <w:p>
-      <w:pPr>
-        <w:pBdr>
-          <w:bottom w:val="single" w:color="8A949F" w:sz="4" w:space="1"/>
-        </w:pBdr>
-        <w:spacing w:before="170"/>
-      </w:pPr>
-      <w:r>
-        <w:rPr>
-          <w:lang w:val="es-US"/>
-        </w:rPr>
-        <w:t xml:space="preserve"/>
-      </w:r>
-    </w:p>
-    <w:p>
-      <w:pPr>
+        <w:t xml:space="preserve">Aléjate hasta ver todos los rombos, desde Quebec hasta Carolina del Sur. Haz clic en cada uno y escribe su nombre bajo el año en que se combatió. ¿Qué colonias tuvieron batallas en 1775? ¿Y en 1776? ¿Qué cambió?</w:t>
+      </w:r>
+    </w:p>
+    <w:p>
+      <w:pPr>
+        <w:keepNext/>
+        <w:pBdr>
+          <w:bottom w:val="single" w:color="8A949F" w:sz="4" w:space="1"/>
+        </w:pBdr>
+        <w:spacing w:before="100"/>
+      </w:pPr>
+      <w:r>
+        <w:rPr>
+          <w:lang w:val="es-US"/>
+        </w:rPr>
+        <w:t xml:space="preserve"/>
+      </w:r>
+    </w:p>
+    <w:p>
+      <w:pPr>
+        <w:keepNext/>
         <w:pBdr>
           <w:bottom w:val="single" w:color="8A949E" w:sz="4" w:space="1"/>
         </w:pBdr>
-        <w:spacing w:before="170"/>
+        <w:spacing w:before="100"/>
+      </w:pPr>
+      <w:r>
+        <w:rPr>
+          <w:lang w:val="es-US"/>
+        </w:rPr>
+        <w:t xml:space="preserve"/>
+      </w:r>
+    </w:p>
+    <w:p>
+      <w:pPr>
+        <w:keepNext/>
+        <w:pBdr>
+          <w:bottom w:val="single" w:color="8A949F" w:sz="4" w:space="1"/>
+        </w:pBdr>
+        <w:spacing w:before="100"/>
+      </w:pPr>
+      <w:r>
+        <w:rPr>
+          <w:lang w:val="es-US"/>
+        </w:rPr>
+        <w:t xml:space="preserve"/>
+      </w:r>
+    </w:p>
+    <w:p>
+      <w:pPr>
+        <w:keepNext/>
+        <w:pBdr>
+          <w:bottom w:val="single" w:color="8A949E" w:sz="4" w:space="1"/>
+        </w:pBdr>
+        <w:spacing w:before="100"/>
+      </w:pPr>
+      <w:r>
+        <w:rPr>
+          <w:lang w:val="es-US"/>
+        </w:rPr>
+        <w:t xml:space="preserve"/>
+      </w:r>
+    </w:p>
+    <w:p>
+      <w:pPr>
+        <w:keepNext w:val="false"/>
+        <w:pBdr>
+          <w:bottom w:val="single" w:color="8A949F" w:sz="4" w:space="1"/>
+        </w:pBdr>
+        <w:spacing w:before="100"/>
       </w:pPr>
       <w:r>
         <w:rPr>
@@ -208,6 +350,7 @@
     <w:p>
       <w:pPr>
         <w:pStyle w:val="ListParagraph"/>
+        <w:keepNext/>
         <w:numPr>
           <w:ilvl w:val="0"/>
           <w:numId w:val="2"/>
@@ -226,29 +369,46 @@
         <w:rPr>
           <w:lang w:val="es-US"/>
         </w:rPr>
-        <w:t xml:space="preserve">Activa la capa Key Port Cities (ciudades portuarias clave) y acércate a Nueva York. Compara su puerto y sus ríos con los de Boston. ¿Qué podía hacer una armada desde Nueva York?</w:t>
-      </w:r>
-    </w:p>
-    <w:p>
-      <w:pPr>
-        <w:pBdr>
-          <w:bottom w:val="single" w:color="8A949F" w:sz="4" w:space="1"/>
-        </w:pBdr>
-        <w:spacing w:before="170"/>
-      </w:pPr>
-      <w:r>
-        <w:rPr>
-          <w:lang w:val="es-US"/>
-        </w:rPr>
-        <w:t xml:space="preserve"/>
-      </w:r>
-    </w:p>
-    <w:p>
-      <w:pPr>
+        <w:t xml:space="preserve">En las capas del mapa (Map layers), activa Key Port Cities in the American Revolution 1775-1781 (ciudades portuarias clave; está dentro de Revolutionary War Battlefields). Acércate a la ciudad de Nueva York. Compara su puerto y sus ríos con los de Boston. ¿Qué podía hacer una armada desde Nueva York?</w:t>
+      </w:r>
+    </w:p>
+    <w:p>
+      <w:pPr>
+        <w:keepNext/>
+        <w:pBdr>
+          <w:bottom w:val="single" w:color="8A949F" w:sz="4" w:space="1"/>
+        </w:pBdr>
+        <w:spacing w:before="100"/>
+      </w:pPr>
+      <w:r>
+        <w:rPr>
+          <w:lang w:val="es-US"/>
+        </w:rPr>
+        <w:t xml:space="preserve"/>
+      </w:r>
+    </w:p>
+    <w:p>
+      <w:pPr>
+        <w:keepNext/>
         <w:pBdr>
           <w:bottom w:val="single" w:color="8A949E" w:sz="4" w:space="1"/>
         </w:pBdr>
-        <w:spacing w:before="170"/>
+        <w:spacing w:before="100"/>
+      </w:pPr>
+      <w:r>
+        <w:rPr>
+          <w:lang w:val="es-US"/>
+        </w:rPr>
+        <w:t xml:space="preserve"/>
+      </w:r>
+    </w:p>
+    <w:p>
+      <w:pPr>
+        <w:keepNext w:val="false"/>
+        <w:pBdr>
+          <w:bottom w:val="single" w:color="8A949F" w:sz="4" w:space="1"/>
+        </w:pBdr>
+        <w:spacing w:before="100"/>
       </w:pPr>
       <w:r>
         <w:rPr>
@@ -260,6 +420,7 @@
     <w:p>
       <w:pPr>
         <w:pStyle w:val="ListParagraph"/>
+        <w:keepNext/>
         <w:numPr>
           <w:ilvl w:val="0"/>
           <w:numId w:val="2"/>
@@ -278,11 +439,12 @@
         <w:rPr>
           <w:lang w:val="es-US"/>
         </w:rPr>
-        <w:t xml:space="preserve">Busca Fort Washington, Fort Lee y Trenton. ¿Quién ganó cada batalla?</w:t>
-      </w:r>
-    </w:p>
-    <w:p>
-      <w:pPr>
+        <w:t xml:space="preserve">Acércate a la ciudad de Nueva York hasta que aparezcan los círculos numerados y sigue los círculos 4 y 5. Haz clic en los rombos de Fort Washington, Fort Lee y Trenton. ¿Quién ganó cada batalla?</w:t>
+      </w:r>
+    </w:p>
+    <w:p>
+      <w:pPr>
+        <w:keepNext/>
         <w:spacing w:before="120"/>
         <w:ind w:left="360"/>
       </w:pPr>
@@ -295,34 +457,52 @@
     </w:p>
     <w:p>
       <w:pPr>
-        <w:pBdr>
-          <w:bottom w:val="single" w:color="8A949F" w:sz="4" w:space="1"/>
-        </w:pBdr>
-        <w:spacing w:before="170"/>
-      </w:pPr>
-      <w:r>
-        <w:rPr>
-          <w:lang w:val="es-US"/>
-        </w:rPr>
-        <w:t xml:space="preserve"/>
-      </w:r>
-    </w:p>
-    <w:p>
-      <w:pPr>
+        <w:keepNext/>
+        <w:pBdr>
+          <w:bottom w:val="single" w:color="8A949F" w:sz="4" w:space="1"/>
+        </w:pBdr>
+        <w:spacing w:before="100"/>
+      </w:pPr>
+      <w:r>
+        <w:rPr>
+          <w:lang w:val="es-US"/>
+        </w:rPr>
+        <w:t xml:space="preserve"/>
+      </w:r>
+    </w:p>
+    <w:p>
+      <w:pPr>
+        <w:keepNext/>
         <w:pBdr>
           <w:bottom w:val="single" w:color="8A949E" w:sz="4" w:space="1"/>
         </w:pBdr>
-        <w:spacing w:before="170"/>
-      </w:pPr>
-      <w:r>
-        <w:rPr>
-          <w:lang w:val="es-US"/>
-        </w:rPr>
-        <w:t xml:space="preserve"/>
-      </w:r>
-    </w:p>
-    <w:p>
-      <w:pPr>
+        <w:spacing w:before="100"/>
+      </w:pPr>
+      <w:r>
+        <w:rPr>
+          <w:lang w:val="es-US"/>
+        </w:rPr>
+        <w:t xml:space="preserve"/>
+      </w:r>
+    </w:p>
+    <w:p>
+      <w:pPr>
+        <w:keepNext w:val="false"/>
+        <w:pBdr>
+          <w:bottom w:val="single" w:color="8A949F" w:sz="4" w:space="1"/>
+        </w:pBdr>
+        <w:spacing w:before="100"/>
+      </w:pPr>
+      <w:r>
+        <w:rPr>
+          <w:lang w:val="es-US"/>
+        </w:rPr>
+        <w:t xml:space="preserve"/>
+      </w:r>
+    </w:p>
+    <w:p>
+      <w:pPr>
+        <w:keepNext/>
         <w:spacing w:before="320"/>
       </w:pPr>
       <w:r>
@@ -342,50 +522,162 @@
     </w:p>
     <w:p>
       <w:pPr>
-        <w:pBdr>
-          <w:bottom w:val="single" w:color="8A949F" w:sz="4" w:space="1"/>
-        </w:pBdr>
-        <w:spacing w:before="170"/>
-      </w:pPr>
-      <w:r>
-        <w:rPr>
-          <w:lang w:val="es-US"/>
-        </w:rPr>
-        <w:t xml:space="preserve"/>
-      </w:r>
-    </w:p>
-    <w:p>
-      <w:pPr>
+        <w:keepNext/>
+        <w:pBdr>
+          <w:bottom w:val="single" w:color="8A949F" w:sz="4" w:space="1"/>
+        </w:pBdr>
+        <w:spacing w:before="100"/>
+      </w:pPr>
+      <w:r>
+        <w:rPr>
+          <w:lang w:val="es-US"/>
+        </w:rPr>
+        <w:t xml:space="preserve"/>
+      </w:r>
+    </w:p>
+    <w:p>
+      <w:pPr>
+        <w:keepNext/>
         <w:pBdr>
           <w:bottom w:val="single" w:color="8A949E" w:sz="4" w:space="1"/>
         </w:pBdr>
-        <w:spacing w:before="170"/>
-      </w:pPr>
-      <w:r>
-        <w:rPr>
-          <w:lang w:val="es-US"/>
-        </w:rPr>
-        <w:t xml:space="preserve"/>
-      </w:r>
-    </w:p>
-    <w:p>
-      <w:pPr>
-        <w:pBdr>
-          <w:bottom w:val="single" w:color="8A949F" w:sz="4" w:space="1"/>
-        </w:pBdr>
-        <w:spacing w:before="170"/>
-      </w:pPr>
-      <w:r>
-        <w:rPr>
-          <w:lang w:val="es-US"/>
-        </w:rPr>
-        <w:t xml:space="preserve"/>
+        <w:spacing w:before="100"/>
+      </w:pPr>
+      <w:r>
+        <w:rPr>
+          <w:lang w:val="es-US"/>
+        </w:rPr>
+        <w:t xml:space="preserve"/>
+      </w:r>
+    </w:p>
+    <w:p>
+      <w:pPr>
+        <w:keepNext/>
+        <w:pBdr>
+          <w:bottom w:val="single" w:color="8A949F" w:sz="4" w:space="1"/>
+        </w:pBdr>
+        <w:spacing w:before="100"/>
+      </w:pPr>
+      <w:r>
+        <w:rPr>
+          <w:lang w:val="es-US"/>
+        </w:rPr>
+        <w:t xml:space="preserve"/>
+      </w:r>
+    </w:p>
+    <w:p>
+      <w:pPr>
+        <w:keepNext/>
+        <w:pBdr>
+          <w:bottom w:val="single" w:color="8A949E" w:sz="4" w:space="1"/>
+        </w:pBdr>
+        <w:spacing w:before="100"/>
+      </w:pPr>
+      <w:r>
+        <w:rPr>
+          <w:lang w:val="es-US"/>
+        </w:rPr>
+        <w:t xml:space="preserve"/>
+      </w:r>
+    </w:p>
+    <w:p>
+      <w:pPr>
+        <w:keepNext w:val="false"/>
+        <w:pBdr>
+          <w:bottom w:val="single" w:color="8A949F" w:sz="4" w:space="1"/>
+        </w:pBdr>
+        <w:spacing w:before="100"/>
+      </w:pPr>
+      <w:r>
+        <w:rPr>
+          <w:lang w:val="es-US"/>
+        </w:rPr>
+        <w:t xml:space="preserve"/>
+      </w:r>
+    </w:p>
+    <w:p>
+      <w:pPr>
+        <w:pStyle w:val="Heading2"/>
+      </w:pPr>
+      <w:r>
+        <w:rPr>
+          <w:lang w:val="es-US"/>
+        </w:rPr>
+        <w:t xml:space="preserve">Reflexión</w:t>
+      </w:r>
+    </w:p>
+    <w:p>
+      <w:pPr>
+        <w:keepNext/>
+      </w:pPr>
+      <w:r>
+        <w:rPr>
+          <w:lang w:val="es-US"/>
+        </w:rPr>
+        <w:t xml:space="preserve">¿Qué te mostró el mapa sobre 1775–1776 que quizá no habrías notado solo con la lectura?</w:t>
+      </w:r>
+    </w:p>
+    <w:p>
+      <w:pPr>
+        <w:keepNext/>
+        <w:pBdr>
+          <w:bottom w:val="single" w:color="8A949F" w:sz="4" w:space="1"/>
+        </w:pBdr>
+        <w:spacing w:before="100"/>
+      </w:pPr>
+      <w:r>
+        <w:rPr>
+          <w:lang w:val="es-US"/>
+        </w:rPr>
+        <w:t xml:space="preserve"/>
+      </w:r>
+    </w:p>
+    <w:p>
+      <w:pPr>
+        <w:keepNext/>
+        <w:pBdr>
+          <w:bottom w:val="single" w:color="8A949E" w:sz="4" w:space="1"/>
+        </w:pBdr>
+        <w:spacing w:before="100"/>
+      </w:pPr>
+      <w:r>
+        <w:rPr>
+          <w:lang w:val="es-US"/>
+        </w:rPr>
+        <w:t xml:space="preserve"/>
+      </w:r>
+    </w:p>
+    <w:p>
+      <w:pPr>
+        <w:keepNext w:val="false"/>
+        <w:pBdr>
+          <w:bottom w:val="single" w:color="8A949F" w:sz="4" w:space="1"/>
+        </w:pBdr>
+        <w:spacing w:before="100"/>
+      </w:pPr>
+      <w:r>
+        <w:rPr>
+          <w:lang w:val="es-US"/>
+        </w:rPr>
+        <w:t xml:space="preserve"/>
+      </w:r>
+    </w:p>
+    <w:p>
+      <w:pPr>
+        <w:pStyle w:val="Credits"/>
+        <w:spacing w:before="360"/>
+      </w:pPr>
+      <w:r>
+        <w:rPr>
+          <w:lang w:val="es-US"/>
+        </w:rPr>
+        <w:t xml:space="preserve">Map data: American Battlefield Trust; National Park Service, American Battlefield Protection Program; Chris Bunin and Peter Trentacoste (2026), from National Park Service, US Army Center of Military History and Library of Congress sources; National Geographic Society and Virginia Geographic Alliance, from the Historical Atlas of the United States (1988); Jay Feyerabend, master's thesis, James Madison University (2021).</w:t>
       </w:r>
     </w:p>
     <w:sectPr>
       <w:footerReference w:type="default" r:id="rId7"/>
       <w:pgSz w:w="12240" w:h="15840" w:orient="portrait"/>
-      <w:pgMar w:top="1080" w:right="1080" w:bottom="1080" w:left="1080" w:header="708" w:footer="500" w:gutter="0"/>
+      <w:pgMar w:top="900" w:right="1080" w:bottom="900" w:left="1080" w:header="708" w:footer="500" w:gutter="0"/>
       <w:pgNumType/>
       <w:docGrid w:linePitch="360"/>
     </w:sectPr>
@@ -444,7 +736,7 @@
       <w:rPr>
         <w:lang w:val="es-US"/>
       </w:rPr>
-      <w:t xml:space="preserve">1775–1776 Revolutionary Battles, version 0.2.1. Draft translation. Map data: American Battlefield Trust; National Park Service, American Battlefield Protection Program; Chris Bunin and Peter Trentacoste (2026), from National Park Service, US Army Center of Military History and Library of Congress sources; National Geographic Society and Virginia Geographic Alliance, from the Historical Atlas of the United States (1988); Jay Feyerabend, master's thesis, James Madison University (2021).</w:t>
+      <w:t xml:space="preserve">1775–1776 Revolutionary Battles, version 0.3.0. Draft translation.</w:t>
     </w:r>
   </w:p>
 </w:ftr>
@@ -805,6 +1097,25 @@
       <w:szCs w:val="36"/>
     </w:rPr>
   </w:style>
+  <w:style w:type="paragraph" w:styleId="Heading2">
+    <w:name w:val="Heading 2"/>
+    <w:basedOn w:val="Normal"/>
+    <w:next w:val="Normal"/>
+    <w:qFormat/>
+    <w:pPr>
+      <w:keepNext/>
+      <w:spacing w:after="40" w:before="180"/>
+      <w:outlineLvl w:val="1"/>
+    </w:pPr>
+    <w:rPr>
+      <w:rFonts w:ascii="Arial" w:cs="Arial" w:eastAsia="Arial" w:hAnsi="Arial"/>
+      <w:b/>
+      <w:bCs/>
+      <w:color w:val="1F1F1F"/>
+      <w:sz w:val="28"/>
+      <w:szCs w:val="28"/>
+    </w:rPr>
+  </w:style>
   <w:style w:type="paragraph" w:styleId="Subtle">
     <w:name w:val="Subtle"/>
     <w:basedOn w:val="Normal"/>

--- a/resources/dist/sheets/revolutionary-battles-1775-1776-student-sheet-es.docx
+++ b/resources/dist/sheets/revolutionary-battles-1775-1776-student-sheet-es.docx
@@ -76,7 +76,7 @@
         </w:rPr>
         <w:t xml:space="preserve">Abre el mapa en MapMaker: </w:t>
       </w:r>
-      <w:hyperlink w:history="1" r:id="rId1lkfk3nmi6re8ndp7sqjw">
+      <w:hyperlink w:history="1" r:id="rIdlilw3zwlw-fwmygdtzppu">
         <w:r>
           <w:rPr>
             <w:i/>

--- a/resources/dist/sheets/revolutionary-battles-1775-1776-student-sheet-es.docx
+++ b/resources/dist/sheets/revolutionary-battles-1775-1776-student-sheet-es.docx
@@ -76,7 +76,7 @@
         </w:rPr>
         <w:t xml:space="preserve">Abre el mapa en MapMaker: </w:t>
       </w:r>
-      <w:hyperlink w:history="1" r:id="rIdlilw3zwlw-fwmygdtzppu">
+      <w:hyperlink w:history="1" r:id="rIdjohxy1v7tashoihfkx0e9">
         <w:r>
           <w:rPr>
             <w:i/>

--- a/resources/dist/sheets/revolutionary-battles-1775-1776-student-sheet-es.docx
+++ b/resources/dist/sheets/revolutionary-battles-1775-1776-student-sheet-es.docx
@@ -7,9 +7,6 @@
         <w:pStyle w:val="Heading1"/>
       </w:pPr>
       <w:r>
-        <w:rPr>
-          <w:lang w:val="es-US"/>
-        </w:rPr>
         <w:t xml:space="preserve">Batallas de la Revolución, 1775–1776</w:t>
       </w:r>
     </w:p>
@@ -18,30 +15,26 @@
         <w:pStyle w:val="Subtle"/>
       </w:pPr>
       <w:r>
-        <w:rPr>
-          <w:lang w:val="es-US"/>
-        </w:rPr>
         <w:t xml:space="preserve">Hoja del estudiante</w:t>
       </w:r>
     </w:p>
     <w:p>
       <w:pPr>
         <w:tabs>
-          <w:tab w:val="left" w:pos="5200"/>
+          <w:tab w:val="left" w:pos="5000" w:leader="underscore"/>
+          <w:tab w:val="left" w:pos="5600"/>
+          <w:tab w:val="left" w:pos="9400" w:leader="underscore"/>
         </w:tabs>
         <w:spacing w:after="120" w:before="120"/>
       </w:pPr>
       <w:r>
-        <w:rPr>
-          <w:lang w:val="es-US"/>
-        </w:rPr>
-        <w:t xml:space="preserve">Nombre: ____________________________</w:t>
-      </w:r>
-      <w:r>
-        <w:rPr>
-          <w:lang w:val="es-US"/>
-        </w:rPr>
-        <w:t xml:space="preserve">	Fecha: ______________</w:t>
+        <w:t xml:space="preserve">Nombre:</w:t>
+      </w:r>
+      <w:r>
+        <w:t xml:space="preserve">		Fecha:</w:t>
+      </w:r>
+      <w:r>
+        <w:t xml:space="preserve">	</w:t>
       </w:r>
     </w:p>
     <w:p>
@@ -53,50 +46,50 @@
         <w:rPr>
           <w:b/>
           <w:bCs/>
-          <w:lang w:val="es-US"/>
         </w:rPr>
         <w:t xml:space="preserve">Pregunta central: </w:t>
       </w:r>
       <w:r>
-        <w:rPr>
-          <w:lang w:val="es-US"/>
-        </w:rPr>
         <w:t xml:space="preserve">¿Por qué los combates pasaron de Boston a Nueva York, y luego a través de Nueva Jersey, en 1775–1776?</w:t>
       </w:r>
     </w:p>
     <w:p>
       <w:pPr>
-        <w:spacing w:after="160"/>
+        <w:spacing w:after="40"/>
       </w:pPr>
       <w:r>
         <w:rPr>
           <w:i/>
           <w:iCs/>
-          <w:lang w:val="es-US"/>
         </w:rPr>
         <w:t xml:space="preserve">Abre el mapa en MapMaker: </w:t>
       </w:r>
-      <w:hyperlink w:history="1" r:id="rIdjohxy1v7tashoihfkx0e9">
+      <w:hyperlink w:history="1" r:id="rIdea7gdshltrtyprvuiiwiw">
         <w:r>
           <w:rPr>
             <w:i/>
             <w:iCs/>
             <w:color w:val="0A4FA8"/>
             <w:u w:val="single"/>
-            <w:lang w:val="es-US"/>
           </w:rPr>
-          <w:t xml:space="preserve">1775–1776 Revolutionary Battles</w:t>
+          <w:t xml:space="preserve">Batallas de la Revolución, 1775–1776</w:t>
         </w:r>
       </w:hyperlink>
     </w:p>
     <w:p>
       <w:pPr>
+        <w:pStyle w:val="Credits"/>
+        <w:spacing w:after="160"/>
+      </w:pPr>
+      <w:r>
+        <w:t xml:space="preserve">Dirección del mapa: https://mpmkr.maps.arcgis.com/apps/instant/atlas/index.html?appid=0cd1cdee853c413a84bfe4b9a6931f0d&amp;webmap=bda07736a1b9425ea19fdde282088bd6</w:t>
+      </w:r>
+    </w:p>
+    <w:p>
+      <w:pPr>
         <w:pStyle w:val="Heading2"/>
       </w:pPr>
       <w:r>
-        <w:rPr>
-          <w:lang w:val="es-US"/>
-        </w:rPr>
         <w:t xml:space="preserve">Antes de empezar</w:t>
       </w:r>
     </w:p>
@@ -105,9 +98,6 @@
         <w:spacing w:after="80"/>
       </w:pPr>
       <w:r>
-        <w:rPr>
-          <w:lang w:val="es-US"/>
-        </w:rPr>
         <w:t xml:space="preserve">Soldados británicos salieron de Boston para apoderarse de las armas que los colonos habían guardado en Concord. Los combates que siguieron dieron inicio a la Revolución estadounidense. Durante los dos años siguientes, el ejército y la armada británicos y el nuevo Ejército Continental, dirigido por George Washington, lucharon por las ciudades, los ríos y los puertos de las colonias.</w:t>
       </w:r>
     </w:p>
@@ -116,9 +106,6 @@
         <w:pStyle w:val="Heading2"/>
       </w:pPr>
       <w:r>
-        <w:rPr>
-          <w:lang w:val="es-US"/>
-        </w:rPr>
         <w:t xml:space="preserve">Cómo leer el mapa</w:t>
       </w:r>
     </w:p>
@@ -127,10 +114,7 @@
         <w:spacing w:after="80"/>
       </w:pPr>
       <w:r>
-        <w:rPr>
-          <w:lang w:val="es-US"/>
-        </w:rPr>
-        <w:t xml:space="preserve">Los rombos marcan las batallas: azul si ganaron los estadounidenses, rojo si ganaron los británicos. Cada rombo está en el lugar donde se suele situar la batalla, pero los combates ocuparon un área mayor: las zonas grises muestran el campo de batalla y las zonas rayadas, el núcleo, donde la lucha fue más intensa. Acércate para ver círculos blancos numerados: cinco momentos decisivos, numerados en el orden en que ocurrieron.</w:t>
+        <w:t xml:space="preserve">Los rombos marcan las batallas. La ventana emergente de una batalla da su nombre, sus fechas y su historia, pero no dice quién ganó: el color del rombo muestra al ganador, así que usa la leyenda. Cada rombo está en el lugar donde se suele situar la batalla, pero los combates ocuparon un área mayor: las zonas grises muestran el campo de batalla y las zonas rayadas, el núcleo, donde la lucha fue más intensa. Acércate para ver círculos blancos numerados: cinco momentos decisivos, numerados en el orden en que ocurrieron. La capa Key Port Cities (ciudades portuarias clave) no tiene ventanas emergentes: la leyenda distingue un puerto principal de uno menor.</w:t>
       </w:r>
     </w:p>
     <w:p>
@@ -142,14 +126,10 @@
         <w:rPr>
           <w:b/>
           <w:bCs/>
-          <w:lang w:val="es-US"/>
         </w:rPr>
         <w:t xml:space="preserve">Consejo: </w:t>
       </w:r>
       <w:r>
-        <w:rPr>
-          <w:lang w:val="es-US"/>
-        </w:rPr>
         <w:t xml:space="preserve">Si una ventana emergente dice 1 de 2 (o más), hay más de un elemento en ese lugar. Usa las flechas de la ventana para ver cada uno.</w:t>
       </w:r>
     </w:p>
@@ -158,9 +138,6 @@
         <w:pStyle w:val="Heading2"/>
       </w:pPr>
       <w:r>
-        <w:rPr>
-          <w:lang w:val="es-US"/>
-        </w:rPr>
         <w:t xml:space="preserve">Preguntas</w:t>
       </w:r>
     </w:p>
@@ -178,15 +155,11 @@
         <w:rPr>
           <w:b/>
           <w:bCs/>
-          <w:lang w:val="es-US"/>
         </w:rPr>
         <w:t xml:space="preserve">¿Dónde comenzó la guerra? </w:t>
       </w:r>
       <w:r>
-        <w:rPr>
-          <w:lang w:val="es-US"/>
-        </w:rPr>
-        <w:t xml:space="preserve">Abre el marcador Massachusetts. Haz clic en el rombo de Lexington y Concord. ¿Cuándo fue la batalla? Usa la leyenda para saber quién ganó.</w:t>
+        <w:t xml:space="preserve">Abre el marcador Massachusetts. Haz clic en el rombo de Lexington and Concord. ¿Cuándo fue la batalla? Usa la leyenda para saber quién ganó. Luego haz clic en el rombo de Boston: ¿cuánto duró el sitio de Boston?</w:t>
       </w:r>
     </w:p>
     <w:p>
@@ -196,10 +169,16 @@
         <w:ind w:left="360"/>
       </w:pPr>
       <w:r>
-        <w:rPr>
-          <w:lang w:val="es-US"/>
-        </w:rPr>
-        <w:t xml:space="preserve">Mide la distancia en línea recta de Boston a Concord: ________ millas</w:t>
+        <w:t xml:space="preserve">Mide la distancia en línea recta de Boston a Concord: </w:t>
+      </w:r>
+      <w:r>
+        <w:rPr>
+          <w:u w:val="single"/>
+        </w:rPr>
+        <w:t xml:space="preserve">              </w:t>
+      </w:r>
+      <w:r>
+        <w:t xml:space="preserve"> millas</w:t>
       </w:r>
     </w:p>
     <w:p>
@@ -208,42 +187,21 @@
         <w:pBdr>
           <w:bottom w:val="single" w:color="8A949F" w:sz="4" w:space="1"/>
         </w:pBdr>
-        <w:spacing w:before="100"/>
-      </w:pPr>
-      <w:r>
-        <w:rPr>
-          <w:lang w:val="es-US"/>
-        </w:rPr>
-        <w:t xml:space="preserve"/>
-      </w:r>
-    </w:p>
-    <w:p>
-      <w:pPr>
-        <w:keepNext/>
+        <w:spacing w:before="90" w:line="240"/>
+      </w:pPr>
+      <w:r>
+        <w:t xml:space="preserve"/>
+      </w:r>
+    </w:p>
+    <w:p>
+      <w:pPr>
+        <w:keepNext w:val="false"/>
         <w:pBdr>
           <w:bottom w:val="single" w:color="8A949E" w:sz="4" w:space="1"/>
         </w:pBdr>
-        <w:spacing w:before="100"/>
-      </w:pPr>
-      <w:r>
-        <w:rPr>
-          <w:lang w:val="es-US"/>
-        </w:rPr>
-        <w:t xml:space="preserve"/>
-      </w:r>
-    </w:p>
-    <w:p>
-      <w:pPr>
-        <w:keepNext w:val="false"/>
-        <w:pBdr>
-          <w:bottom w:val="single" w:color="8A949F" w:sz="4" w:space="1"/>
-        </w:pBdr>
-        <w:spacing w:before="100"/>
-      </w:pPr>
-      <w:r>
-        <w:rPr>
-          <w:lang w:val="es-US"/>
-        </w:rPr>
+        <w:spacing w:before="90" w:line="240"/>
+      </w:pPr>
+      <w:r>
         <w:t xml:space="preserve"/>
       </w:r>
     </w:p>
@@ -261,15 +219,11 @@
         <w:rPr>
           <w:b/>
           <w:bCs/>
-          <w:lang w:val="es-US"/>
-        </w:rPr>
-        <w:t xml:space="preserve">¿Dónde se combatió en 1775 y dónde en 1776? </w:t>
-      </w:r>
-      <w:r>
-        <w:rPr>
-          <w:lang w:val="es-US"/>
-        </w:rPr>
-        <w:t xml:space="preserve">Aléjate hasta ver todos los rombos, desde Quebec hasta Carolina del Sur. Haz clic en cada uno y escribe su nombre bajo el año en que se combatió. ¿Qué colonias tuvieron batallas en 1775? ¿Y en 1776? ¿Qué cambió?</w:t>
+        </w:rPr>
+        <w:t xml:space="preserve">¿Dónde se combatió en 1775 y dónde se combatió en 1776? </w:t>
+      </w:r>
+      <w:r>
+        <w:t xml:space="preserve">Aléjate hasta ver todos los rombos, desde Quebec hasta Carolina del Sur. Haz clic en cada uno y escribe su nombre bajo el año en que se combatió. Usa la leyenda para marcar quién ganó. ¿Qué colonias tuvieron batallas en 1775? ¿Y en 1776? ¿Qué cambió?</w:t>
       </w:r>
     </w:p>
     <w:p>
@@ -278,12 +232,9 @@
         <w:pBdr>
           <w:bottom w:val="single" w:color="8A949F" w:sz="4" w:space="1"/>
         </w:pBdr>
-        <w:spacing w:before="100"/>
-      </w:pPr>
-      <w:r>
-        <w:rPr>
-          <w:lang w:val="es-US"/>
-        </w:rPr>
+        <w:spacing w:before="90" w:line="240"/>
+      </w:pPr>
+      <w:r>
         <w:t xml:space="preserve"/>
       </w:r>
     </w:p>
@@ -293,12 +244,9 @@
         <w:pBdr>
           <w:bottom w:val="single" w:color="8A949E" w:sz="4" w:space="1"/>
         </w:pBdr>
-        <w:spacing w:before="100"/>
-      </w:pPr>
-      <w:r>
-        <w:rPr>
-          <w:lang w:val="es-US"/>
-        </w:rPr>
+        <w:spacing w:before="90" w:line="240"/>
+      </w:pPr>
+      <w:r>
         <w:t xml:space="preserve"/>
       </w:r>
     </w:p>
@@ -308,42 +256,21 @@
         <w:pBdr>
           <w:bottom w:val="single" w:color="8A949F" w:sz="4" w:space="1"/>
         </w:pBdr>
-        <w:spacing w:before="100"/>
-      </w:pPr>
-      <w:r>
-        <w:rPr>
-          <w:lang w:val="es-US"/>
-        </w:rPr>
-        <w:t xml:space="preserve"/>
-      </w:r>
-    </w:p>
-    <w:p>
-      <w:pPr>
-        <w:keepNext/>
+        <w:spacing w:before="90" w:line="240"/>
+      </w:pPr>
+      <w:r>
+        <w:t xml:space="preserve"/>
+      </w:r>
+    </w:p>
+    <w:p>
+      <w:pPr>
+        <w:keepNext w:val="false"/>
         <w:pBdr>
           <w:bottom w:val="single" w:color="8A949E" w:sz="4" w:space="1"/>
         </w:pBdr>
-        <w:spacing w:before="100"/>
-      </w:pPr>
-      <w:r>
-        <w:rPr>
-          <w:lang w:val="es-US"/>
-        </w:rPr>
-        <w:t xml:space="preserve"/>
-      </w:r>
-    </w:p>
-    <w:p>
-      <w:pPr>
-        <w:keepNext w:val="false"/>
-        <w:pBdr>
-          <w:bottom w:val="single" w:color="8A949F" w:sz="4" w:space="1"/>
-        </w:pBdr>
-        <w:spacing w:before="100"/>
-      </w:pPr>
-      <w:r>
-        <w:rPr>
-          <w:lang w:val="es-US"/>
-        </w:rPr>
+        <w:spacing w:before="90" w:line="240"/>
+      </w:pPr>
+      <w:r>
         <w:t xml:space="preserve"/>
       </w:r>
     </w:p>
@@ -361,15 +288,39 @@
         <w:rPr>
           <w:b/>
           <w:bCs/>
-          <w:lang w:val="es-US"/>
         </w:rPr>
         <w:t xml:space="preserve">¿Por qué Nueva York? </w:t>
       </w:r>
       <w:r>
-        <w:rPr>
-          <w:lang w:val="es-US"/>
-        </w:rPr>
-        <w:t xml:space="preserve">En las capas del mapa (Map layers), activa Key Port Cities in the American Revolution 1775-1781 (ciudades portuarias clave; está dentro de Revolutionary War Battlefields). Acércate a la ciudad de Nueva York. Compara su puerto y sus ríos con los de Boston. ¿Qué podía hacer una armada desde Nueva York?</w:t>
+        <w:t xml:space="preserve">En las capas del mapa (Map layers), activa Key Port Cities in the American Revolution 1775-1781 (ciudades portuarias clave; está dentro de Revolutionary War Battlefields). Usa la leyenda para distinguir un puerto principal (Major Port City) de un puerto menor (Port). Boston y Charleston son puertos principales: ¿qué otros puertos principales hay entre ellos? La capa no tiene ventanas emergentes, así que usa la costa y los rombos de batallas cercanos para nombrarlos. Mide de Nueva York a Filadelfia y de Nueva York a Boston. Mirando el mapa, ¿qué podía alcanzar una armada con base en Nueva York?</w:t>
+      </w:r>
+    </w:p>
+    <w:p>
+      <w:pPr>
+        <w:keepNext/>
+        <w:spacing w:before="120"/>
+        <w:ind w:left="360"/>
+      </w:pPr>
+      <w:r>
+        <w:t xml:space="preserve">De Nueva York a Filadelfia: </w:t>
+      </w:r>
+      <w:r>
+        <w:rPr>
+          <w:u w:val="single"/>
+        </w:rPr>
+        <w:t xml:space="preserve">              </w:t>
+      </w:r>
+      <w:r>
+        <w:t xml:space="preserve"> millas. De Nueva York a Boston: </w:t>
+      </w:r>
+      <w:r>
+        <w:rPr>
+          <w:u w:val="single"/>
+        </w:rPr>
+        <w:t xml:space="preserve">              </w:t>
+      </w:r>
+      <w:r>
+        <w:t xml:space="preserve"> millas</w:t>
       </w:r>
     </w:p>
     <w:p>
@@ -378,12 +329,9 @@
         <w:pBdr>
           <w:bottom w:val="single" w:color="8A949F" w:sz="4" w:space="1"/>
         </w:pBdr>
-        <w:spacing w:before="100"/>
-      </w:pPr>
-      <w:r>
-        <w:rPr>
-          <w:lang w:val="es-US"/>
-        </w:rPr>
+        <w:spacing w:before="90" w:line="240"/>
+      </w:pPr>
+      <w:r>
         <w:t xml:space="preserve"/>
       </w:r>
     </w:p>
@@ -393,12 +341,9 @@
         <w:pBdr>
           <w:bottom w:val="single" w:color="8A949E" w:sz="4" w:space="1"/>
         </w:pBdr>
-        <w:spacing w:before="100"/>
-      </w:pPr>
-      <w:r>
-        <w:rPr>
-          <w:lang w:val="es-US"/>
-        </w:rPr>
+        <w:spacing w:before="90" w:line="240"/>
+      </w:pPr>
+      <w:r>
         <w:t xml:space="preserve"/>
       </w:r>
     </w:p>
@@ -408,12 +353,9 @@
         <w:pBdr>
           <w:bottom w:val="single" w:color="8A949F" w:sz="4" w:space="1"/>
         </w:pBdr>
-        <w:spacing w:before="100"/>
-      </w:pPr>
-      <w:r>
-        <w:rPr>
-          <w:lang w:val="es-US"/>
-        </w:rPr>
+        <w:spacing w:before="90" w:line="240"/>
+      </w:pPr>
+      <w:r>
         <w:t xml:space="preserve"/>
       </w:r>
     </w:p>
@@ -431,15 +373,11 @@
         <w:rPr>
           <w:b/>
           <w:bCs/>
-          <w:lang w:val="es-US"/>
         </w:rPr>
         <w:t xml:space="preserve">¿Cómo terminó 1776? </w:t>
       </w:r>
       <w:r>
-        <w:rPr>
-          <w:lang w:val="es-US"/>
-        </w:rPr>
-        <w:t xml:space="preserve">Acércate a la ciudad de Nueva York hasta que aparezcan los círculos numerados y sigue los círculos 4 y 5. Haz clic en los rombos de Fort Washington, Fort Lee y Trenton. ¿Quién ganó cada batalla?</w:t>
+        <w:t xml:space="preserve">Acércate a la ciudad de Nueva York hasta que aparezcan los círculos numerados y sigue los círculos 4 y 5. Haz clic en los rombos de Fort Washington, Fort Lee y Trenton. ¿Cuándo se combatió cada batalla y quién ganó?</w:t>
       </w:r>
     </w:p>
     <w:p>
@@ -449,10 +387,16 @@
         <w:ind w:left="360"/>
       </w:pPr>
       <w:r>
-        <w:rPr>
-          <w:lang w:val="es-US"/>
-        </w:rPr>
-        <w:t xml:space="preserve">Mide la distancia de la ciudad de Nueva York a Trenton: ________ millas</w:t>
+        <w:t xml:space="preserve">Mide la distancia de la ciudad de Nueva York a Trenton: </w:t>
+      </w:r>
+      <w:r>
+        <w:rPr>
+          <w:u w:val="single"/>
+        </w:rPr>
+        <w:t xml:space="preserve">              </w:t>
+      </w:r>
+      <w:r>
+        <w:t xml:space="preserve"> millas</w:t>
       </w:r>
     </w:p>
     <w:p>
@@ -461,42 +405,21 @@
         <w:pBdr>
           <w:bottom w:val="single" w:color="8A949F" w:sz="4" w:space="1"/>
         </w:pBdr>
-        <w:spacing w:before="100"/>
-      </w:pPr>
-      <w:r>
-        <w:rPr>
-          <w:lang w:val="es-US"/>
-        </w:rPr>
-        <w:t xml:space="preserve"/>
-      </w:r>
-    </w:p>
-    <w:p>
-      <w:pPr>
-        <w:keepNext/>
+        <w:spacing w:before="90" w:line="240"/>
+      </w:pPr>
+      <w:r>
+        <w:t xml:space="preserve"/>
+      </w:r>
+    </w:p>
+    <w:p>
+      <w:pPr>
+        <w:keepNext w:val="false"/>
         <w:pBdr>
           <w:bottom w:val="single" w:color="8A949E" w:sz="4" w:space="1"/>
         </w:pBdr>
-        <w:spacing w:before="100"/>
-      </w:pPr>
-      <w:r>
-        <w:rPr>
-          <w:lang w:val="es-US"/>
-        </w:rPr>
-        <w:t xml:space="preserve"/>
-      </w:r>
-    </w:p>
-    <w:p>
-      <w:pPr>
-        <w:keepNext w:val="false"/>
-        <w:pBdr>
-          <w:bottom w:val="single" w:color="8A949F" w:sz="4" w:space="1"/>
-        </w:pBdr>
-        <w:spacing w:before="100"/>
-      </w:pPr>
-      <w:r>
-        <w:rPr>
-          <w:lang w:val="es-US"/>
-        </w:rPr>
+        <w:spacing w:before="90" w:line="240"/>
+      </w:pPr>
+      <w:r>
         <w:t xml:space="preserve"/>
       </w:r>
     </w:p>
@@ -509,14 +432,10 @@
         <w:rPr>
           <w:b/>
           <w:bCs/>
-          <w:lang w:val="es-US"/>
         </w:rPr>
         <w:t xml:space="preserve">Tu respuesta: </w:t>
       </w:r>
       <w:r>
-        <w:rPr>
-          <w:lang w:val="es-US"/>
-        </w:rPr>
         <w:t xml:space="preserve">Responde la pregunta central con evidencia de al menos dos lugares del mapa. Puedes escribir un párrafo, dibujar en el mapa o hacer ambas cosas.</w:t>
       </w:r>
     </w:p>
@@ -526,12 +445,9 @@
         <w:pBdr>
           <w:bottom w:val="single" w:color="8A949F" w:sz="4" w:space="1"/>
         </w:pBdr>
-        <w:spacing w:before="100"/>
-      </w:pPr>
-      <w:r>
-        <w:rPr>
-          <w:lang w:val="es-US"/>
-        </w:rPr>
+        <w:spacing w:before="90" w:line="240"/>
+      </w:pPr>
+      <w:r>
         <w:t xml:space="preserve"/>
       </w:r>
     </w:p>
@@ -541,43 +457,38 @@
         <w:pBdr>
           <w:bottom w:val="single" w:color="8A949E" w:sz="4" w:space="1"/>
         </w:pBdr>
-        <w:spacing w:before="100"/>
-      </w:pPr>
-      <w:r>
-        <w:rPr>
-          <w:lang w:val="es-US"/>
-        </w:rPr>
-        <w:t xml:space="preserve"/>
-      </w:r>
-    </w:p>
-    <w:p>
-      <w:pPr>
-        <w:keepNext/>
+        <w:spacing w:before="90" w:line="240"/>
+      </w:pPr>
+      <w:r>
+        <w:t xml:space="preserve"/>
+      </w:r>
+    </w:p>
+    <w:p>
+      <w:pPr>
+        <w:keepNext w:val="false"/>
         <w:pBdr>
           <w:bottom w:val="single" w:color="8A949F" w:sz="4" w:space="1"/>
         </w:pBdr>
-        <w:spacing w:before="100"/>
-      </w:pPr>
-      <w:r>
-        <w:rPr>
-          <w:lang w:val="es-US"/>
-        </w:rPr>
-        <w:t xml:space="preserve"/>
-      </w:r>
-    </w:p>
-    <w:p>
-      <w:pPr>
-        <w:keepNext/>
-        <w:pBdr>
-          <w:bottom w:val="single" w:color="8A949E" w:sz="4" w:space="1"/>
-        </w:pBdr>
-        <w:spacing w:before="100"/>
-      </w:pPr>
-      <w:r>
-        <w:rPr>
-          <w:lang w:val="es-US"/>
-        </w:rPr>
-        <w:t xml:space="preserve"/>
+        <w:spacing w:before="90" w:line="240"/>
+      </w:pPr>
+      <w:r>
+        <w:t xml:space="preserve"/>
+      </w:r>
+    </w:p>
+    <w:p>
+      <w:pPr>
+        <w:pStyle w:val="Heading2"/>
+      </w:pPr>
+      <w:r>
+        <w:t xml:space="preserve">Reflexión</w:t>
+      </w:r>
+    </w:p>
+    <w:p>
+      <w:pPr>
+        <w:keepNext/>
+      </w:pPr>
+      <w:r>
+        <w:t xml:space="preserve">¿Qué te mostró el mapa sobre 1775–1776 que quizá no habrías notado solo con la lectura?</w:t>
       </w:r>
     </w:p>
     <w:p>
@@ -586,92 +497,19 @@
         <w:pBdr>
           <w:bottom w:val="single" w:color="8A949F" w:sz="4" w:space="1"/>
         </w:pBdr>
-        <w:spacing w:before="100"/>
-      </w:pPr>
-      <w:r>
-        <w:rPr>
-          <w:lang w:val="es-US"/>
-        </w:rPr>
-        <w:t xml:space="preserve"/>
-      </w:r>
-    </w:p>
-    <w:p>
-      <w:pPr>
-        <w:pStyle w:val="Heading2"/>
-      </w:pPr>
-      <w:r>
-        <w:rPr>
-          <w:lang w:val="es-US"/>
-        </w:rPr>
-        <w:t xml:space="preserve">Reflexión</w:t>
-      </w:r>
-    </w:p>
-    <w:p>
-      <w:pPr>
-        <w:keepNext/>
-      </w:pPr>
-      <w:r>
-        <w:rPr>
-          <w:lang w:val="es-US"/>
-        </w:rPr>
-        <w:t xml:space="preserve">¿Qué te mostró el mapa sobre 1775–1776 que quizá no habrías notado solo con la lectura?</w:t>
-      </w:r>
-    </w:p>
-    <w:p>
-      <w:pPr>
-        <w:keepNext/>
-        <w:pBdr>
-          <w:bottom w:val="single" w:color="8A949F" w:sz="4" w:space="1"/>
-        </w:pBdr>
-        <w:spacing w:before="100"/>
-      </w:pPr>
-      <w:r>
-        <w:rPr>
-          <w:lang w:val="es-US"/>
-        </w:rPr>
-        <w:t xml:space="preserve"/>
-      </w:r>
-    </w:p>
-    <w:p>
-      <w:pPr>
-        <w:keepNext/>
-        <w:pBdr>
-          <w:bottom w:val="single" w:color="8A949E" w:sz="4" w:space="1"/>
-        </w:pBdr>
-        <w:spacing w:before="100"/>
-      </w:pPr>
-      <w:r>
-        <w:rPr>
-          <w:lang w:val="es-US"/>
-        </w:rPr>
-        <w:t xml:space="preserve"/>
-      </w:r>
-    </w:p>
-    <w:p>
-      <w:pPr>
-        <w:keepNext w:val="false"/>
-        <w:pBdr>
-          <w:bottom w:val="single" w:color="8A949F" w:sz="4" w:space="1"/>
-        </w:pBdr>
-        <w:spacing w:before="100"/>
-      </w:pPr>
-      <w:r>
-        <w:rPr>
-          <w:lang w:val="es-US"/>
-        </w:rPr>
+        <w:spacing w:before="90" w:line="240"/>
+      </w:pPr>
+      <w:r>
         <w:t xml:space="preserve"/>
       </w:r>
     </w:p>
     <w:p>
       <w:pPr>
         <w:pStyle w:val="Credits"/>
-        <w:spacing w:before="360"/>
-      </w:pPr>
-      <w:r>
-        <w:rPr>
-          <w:lang w:val="es-US"/>
-        </w:rPr>
-        <w:t xml:space="preserve">Map data: American Battlefield Trust; National Park Service, American Battlefield Protection Program; Chris Bunin and Peter Trentacoste (2026), from National Park Service, US Army Center of Military History and Library of Congress sources; National Geographic Society and Virginia Geographic Alliance, from the Historical Atlas of the United States (1988); Jay Feyerabend, master's thesis, James Madison University (2021).</w:t>
+        <w:spacing w:before="120"/>
+      </w:pPr>
+      <w:r>
+        <w:t xml:space="preserve">Datos del mapa: American Battlefield Trust; National Park Service, American Battlefield Protection Program; Chris Bunin and Peter Trentacoste (2026), from National Park Service, US Army Center of Military History and Library of Congress sources; National Geographic Society and Virginia Geographic Alliance, from the Historical Atlas of the United States (1988); Jay Feyerabend, master's thesis, James Madison University (2021).</w:t>
       </w:r>
     </w:p>
     <w:sectPr>
@@ -733,10 +571,7 @@
       <w:pStyle w:val="Credits"/>
     </w:pPr>
     <w:r>
-      <w:rPr>
-        <w:lang w:val="es-US"/>
-      </w:rPr>
-      <w:t xml:space="preserve">1775–1776 Revolutionary Battles, version 0.3.0. Draft translation.</w:t>
+      <w:t xml:space="preserve">Batallas de la Revolución, 1775–1776, 0.4.0.</w:t>
     </w:r>
   </w:p>
 </w:ftr>
@@ -900,6 +735,7 @@
         <w:rFonts w:ascii="Arial" w:cs="Arial" w:eastAsia="Arial" w:hAnsi="Arial"/>
         <w:sz w:val="24"/>
         <w:szCs w:val="24"/>
+        <w:lang w:val="es-US"/>
       </w:rPr>
     </w:rPrDefault>
     <w:pPrDefault>
@@ -923,10 +759,17 @@
     <w:basedOn w:val="Normal"/>
     <w:next w:val="Normal"/>
     <w:qFormat/>
-    <w:rPr>
-      <w:color w:val="2E74B5"/>
-      <w:sz w:val="32"/>
-      <w:szCs w:val="32"/>
+    <w:pPr>
+      <w:spacing w:after="60"/>
+      <w:outlineLvl w:val="0"/>
+    </w:pPr>
+    <w:rPr>
+      <w:rFonts w:ascii="Arial" w:cs="Arial" w:eastAsia="Arial" w:hAnsi="Arial"/>
+      <w:b/>
+      <w:bCs/>
+      <w:color w:val="1F1F1F"/>
+      <w:sz w:val="36"/>
+      <w:szCs w:val="36"/>
     </w:rPr>
   </w:style>
   <w:style w:type="paragraph" w:styleId="Heading2">
@@ -934,10 +777,18 @@
     <w:basedOn w:val="Normal"/>
     <w:next w:val="Normal"/>
     <w:qFormat/>
-    <w:rPr>
-      <w:color w:val="2E74B5"/>
-      <w:sz w:val="26"/>
-      <w:szCs w:val="26"/>
+    <w:pPr>
+      <w:keepNext/>
+      <w:spacing w:after="40" w:before="180"/>
+      <w:outlineLvl w:val="1"/>
+    </w:pPr>
+    <w:rPr>
+      <w:rFonts w:ascii="Arial" w:cs="Arial" w:eastAsia="Arial" w:hAnsi="Arial"/>
+      <w:b/>
+      <w:bCs/>
+      <w:color w:val="1F1F1F"/>
+      <w:sz w:val="28"/>
+      <w:szCs w:val="28"/>
     </w:rPr>
   </w:style>
   <w:style w:type="paragraph" w:styleId="Heading3">
@@ -945,8 +796,16 @@
     <w:basedOn w:val="Normal"/>
     <w:next w:val="Normal"/>
     <w:qFormat/>
-    <w:rPr>
-      <w:color w:val="1F4D78"/>
+    <w:pPr>
+      <w:keepNext/>
+      <w:spacing w:after="40" w:before="140"/>
+      <w:outlineLvl w:val="2"/>
+    </w:pPr>
+    <w:rPr>
+      <w:rFonts w:ascii="Arial" w:cs="Arial" w:eastAsia="Arial" w:hAnsi="Arial"/>
+      <w:b/>
+      <w:bCs/>
+      <w:color w:val="1F1F1F"/>
       <w:sz w:val="24"/>
       <w:szCs w:val="24"/>
     </w:rPr>
@@ -1079,51 +938,14 @@
       <w:szCs w:val="20"/>
     </w:rPr>
   </w:style>
-  <w:style w:type="paragraph" w:styleId="Heading1">
-    <w:name w:val="Heading 1"/>
-    <w:basedOn w:val="Normal"/>
-    <w:next w:val="Normal"/>
-    <w:qFormat/>
-    <w:pPr>
-      <w:spacing w:after="60"/>
-      <w:outlineLvl w:val="0"/>
-    </w:pPr>
-    <w:rPr>
-      <w:rFonts w:ascii="Arial" w:cs="Arial" w:eastAsia="Arial" w:hAnsi="Arial"/>
-      <w:b/>
-      <w:bCs/>
-      <w:color w:val="1F1F1F"/>
-      <w:sz w:val="36"/>
-      <w:szCs w:val="36"/>
-    </w:rPr>
-  </w:style>
-  <w:style w:type="paragraph" w:styleId="Heading2">
-    <w:name w:val="Heading 2"/>
-    <w:basedOn w:val="Normal"/>
-    <w:next w:val="Normal"/>
-    <w:qFormat/>
-    <w:pPr>
-      <w:keepNext/>
-      <w:spacing w:after="40" w:before="180"/>
-      <w:outlineLvl w:val="1"/>
-    </w:pPr>
-    <w:rPr>
-      <w:rFonts w:ascii="Arial" w:cs="Arial" w:eastAsia="Arial" w:hAnsi="Arial"/>
-      <w:b/>
-      <w:bCs/>
-      <w:color w:val="1F1F1F"/>
-      <w:sz w:val="28"/>
-      <w:szCs w:val="28"/>
-    </w:rPr>
-  </w:style>
   <w:style w:type="paragraph" w:styleId="Subtle">
     <w:name w:val="Subtle"/>
     <w:basedOn w:val="Normal"/>
     <w:rPr>
       <w:rFonts w:ascii="Arial" w:cs="Arial" w:eastAsia="Arial" w:hAnsi="Arial"/>
       <w:color w:val="555555"/>
-      <w:sz w:val="20"/>
-      <w:szCs w:val="20"/>
+      <w:sz w:val="22"/>
+      <w:szCs w:val="22"/>
     </w:rPr>
   </w:style>
   <w:style w:type="paragraph" w:styleId="Credits">
@@ -1135,8 +957,8 @@
     <w:rPr>
       <w:rFonts w:ascii="Arial" w:cs="Arial" w:eastAsia="Arial" w:hAnsi="Arial"/>
       <w:color w:val="555555"/>
-      <w:sz w:val="16"/>
-      <w:szCs w:val="16"/>
+      <w:sz w:val="18"/>
+      <w:szCs w:val="18"/>
     </w:rPr>
   </w:style>
 </w:styles>

--- a/resources/dist/sheets/revolutionary-battles-1775-1776-student-sheet-es.docx
+++ b/resources/dist/sheets/revolutionary-battles-1775-1776-student-sheet-es.docx
@@ -64,7 +64,7 @@
         </w:rPr>
         <w:t xml:space="preserve">Abre el mapa en MapMaker: </w:t>
       </w:r>
-      <w:hyperlink w:history="1" r:id="rIdea7gdshltrtyprvuiiwiw">
+      <w:hyperlink w:history="1" r:id="rIdsj3a68s-rtes02lmwvmzt">
         <w:r>
           <w:rPr>
             <w:i/>
@@ -571,7 +571,7 @@
       <w:pStyle w:val="Credits"/>
     </w:pPr>
     <w:r>
-      <w:t xml:space="preserve">Batallas de la Revolución, 1775–1776, 0.4.0.</w:t>
+      <w:t xml:space="preserve">Batallas de la Revolución, 1775–1776, 0.4.1.</w:t>
     </w:r>
   </w:p>
 </w:ftr>

--- a/resources/dist/sheets/revolutionary-battles-1775-1776-student-sheet-es.docx
+++ b/resources/dist/sheets/revolutionary-battles-1775-1776-student-sheet-es.docx
@@ -64,7 +64,7 @@
         </w:rPr>
         <w:t xml:space="preserve">Abre el mapa en MapMaker: </w:t>
       </w:r>
-      <w:hyperlink w:history="1" r:id="rIdsj3a68s-rtes02lmwvmzt">
+      <w:hyperlink w:history="1" r:id="rIdnxa3lf7vp_uyp9w7c1-tc">
         <w:r>
           <w:rPr>
             <w:i/>

--- a/resources/dist/sheets/revolutionary-battles-1775-1776-student-sheet-es.docx
+++ b/resources/dist/sheets/revolutionary-battles-1775-1776-student-sheet-es.docx
@@ -64,7 +64,7 @@
         </w:rPr>
         <w:t xml:space="preserve">Abre el mapa en MapMaker: </w:t>
       </w:r>
-      <w:hyperlink w:history="1" r:id="rIdnxa3lf7vp_uyp9w7c1-tc">
+      <w:hyperlink w:history="1" r:id="rIdxofa3ox-n9qhtvrmag4br">
         <w:r>
           <w:rPr>
             <w:i/>

--- a/resources/dist/sheets/revolutionary-battles-1775-1776-student-sheet-es.docx
+++ b/resources/dist/sheets/revolutionary-battles-1775-1776-student-sheet-es.docx
@@ -64,7 +64,7 @@
         </w:rPr>
         <w:t xml:space="preserve">Abre el mapa en MapMaker: </w:t>
       </w:r>
-      <w:hyperlink w:history="1" r:id="rIdxofa3ox-n9qhtvrmag4br">
+      <w:hyperlink w:history="1" r:id="rIdqel5urvrckvcsu3ly8nso">
         <w:r>
           <w:rPr>
             <w:i/>

--- a/resources/dist/sheets/revolutionary-battles-1775-1776-student-sheet-es.docx
+++ b/resources/dist/sheets/revolutionary-battles-1775-1776-student-sheet-es.docx
@@ -64,7 +64,7 @@
         </w:rPr>
         <w:t xml:space="preserve">Abre el mapa en MapMaker: </w:t>
       </w:r>
-      <w:hyperlink w:history="1" r:id="rIdqel5urvrckvcsu3ly8nso">
+      <w:hyperlink w:history="1" r:id="rIdk7eqw7_utjg0sflb_p2tg">
         <w:r>
           <w:rPr>
             <w:i/>

--- a/resources/dist/sheets/revolutionary-battles-1775-1776-student-sheet-es.docx
+++ b/resources/dist/sheets/revolutionary-battles-1775-1776-student-sheet-es.docx
@@ -64,7 +64,7 @@
         </w:rPr>
         <w:t xml:space="preserve">Abre el mapa en MapMaker: </w:t>
       </w:r>
-      <w:hyperlink w:history="1" r:id="rIdk7eqw7_utjg0sflb_p2tg">
+      <w:hyperlink w:history="1" r:id="rId7uy6oj7xpjzm8ogjmmesv">
         <w:r>
           <w:rPr>
             <w:i/>
@@ -571,7 +571,7 @@
       <w:pStyle w:val="Credits"/>
     </w:pPr>
     <w:r>
-      <w:t xml:space="preserve">Batallas de la Revolución, 1775–1776, 0.4.1.</w:t>
+      <w:t xml:space="preserve">Batallas de la Revolución, 1775–1776, 0.5.0.</w:t>
     </w:r>
   </w:p>
 </w:ftr>

--- a/resources/dist/sheets/revolutionary-battles-1775-1776-student-sheet-es.docx
+++ b/resources/dist/sheets/revolutionary-battles-1775-1776-student-sheet-es.docx
@@ -64,7 +64,7 @@
         </w:rPr>
         <w:t xml:space="preserve">Abre el mapa en MapMaker: </w:t>
       </w:r>
-      <w:hyperlink w:history="1" r:id="rId7uy6oj7xpjzm8ogjmmesv">
+      <w:hyperlink w:history="1" r:id="rIdixe0pr1pzd2qoftvso_5q">
         <w:r>
           <w:rPr>
             <w:i/>
@@ -571,7 +571,7 @@
       <w:pStyle w:val="Credits"/>
     </w:pPr>
     <w:r>
-      <w:t xml:space="preserve">Batallas de la Revolución, 1775–1776, 0.5.0.</w:t>
+      <w:t xml:space="preserve">Batallas de la Revolución, 1775–1776, 0.5.1.</w:t>
     </w:r>
   </w:p>
 </w:ftr>

--- a/resources/dist/sheets/revolutionary-battles-1775-1776-student-sheet-es.docx
+++ b/resources/dist/sheets/revolutionary-battles-1775-1776-student-sheet-es.docx
@@ -64,7 +64,7 @@
         </w:rPr>
         <w:t xml:space="preserve">Abre el mapa en MapMaker: </w:t>
       </w:r>
-      <w:hyperlink w:history="1" r:id="rIdixe0pr1pzd2qoftvso_5q">
+      <w:hyperlink w:history="1" r:id="rId_xkg8_snwkkbirfzkqpla">
         <w:r>
           <w:rPr>
             <w:i/>

--- a/resources/dist/sheets/revolutionary-battles-1775-1776-student-sheet-es.docx
+++ b/resources/dist/sheets/revolutionary-battles-1775-1776-student-sheet-es.docx
@@ -64,7 +64,7 @@
         </w:rPr>
         <w:t xml:space="preserve">Abre el mapa en MapMaker: </w:t>
       </w:r>
-      <w:hyperlink w:history="1" r:id="rId_xkg8_snwkkbirfzkqpla">
+      <w:hyperlink w:history="1" r:id="rIdy7cfi71gbwbaarg91oibn">
         <w:r>
           <w:rPr>
             <w:i/>
@@ -571,7 +571,7 @@
       <w:pStyle w:val="Credits"/>
     </w:pPr>
     <w:r>
-      <w:t xml:space="preserve">Batallas de la Revolución, 1775–1776, 0.5.1.</w:t>
+      <w:t xml:space="preserve">Batallas de la Revolución, 1775–1776, 0.5.2.</w:t>
     </w:r>
   </w:p>
 </w:ftr>

--- a/resources/dist/sheets/revolutionary-battles-1775-1776-student-sheet-es.docx
+++ b/resources/dist/sheets/revolutionary-battles-1775-1776-student-sheet-es.docx
@@ -64,7 +64,7 @@
         </w:rPr>
         <w:t xml:space="preserve">Abre el mapa en MapMaker: </w:t>
       </w:r>
-      <w:hyperlink w:history="1" r:id="rIdy7cfi71gbwbaarg91oibn">
+      <w:hyperlink w:history="1" r:id="rId_w3rmzlscr4d9owzlaewj">
         <w:r>
           <w:rPr>
             <w:i/>
@@ -571,7 +571,7 @@
       <w:pStyle w:val="Credits"/>
     </w:pPr>
     <w:r>
-      <w:t xml:space="preserve">Batallas de la Revolución, 1775–1776, 0.5.2.</w:t>
+      <w:t xml:space="preserve">Batallas de la Revolución, 1775–1776, 0.6.0.</w:t>
     </w:r>
   </w:p>
 </w:ftr>

--- a/resources/dist/sheets/revolutionary-battles-1775-1776-student-sheet-es.docx
+++ b/resources/dist/sheets/revolutionary-battles-1775-1776-student-sheet-es.docx
@@ -64,7 +64,7 @@
         </w:rPr>
         <w:t xml:space="preserve">Abre el mapa en MapMaker: </w:t>
       </w:r>
-      <w:hyperlink w:history="1" r:id="rId_w3rmzlscr4d9owzlaewj">
+      <w:hyperlink w:history="1" r:id="rIdvsp-rlvseutap5emlravb">
         <w:r>
           <w:rPr>
             <w:i/>
@@ -571,7 +571,7 @@
       <w:pStyle w:val="Credits"/>
     </w:pPr>
     <w:r>
-      <w:t xml:space="preserve">Batallas de la Revolución, 1775–1776, 0.6.0.</w:t>
+      <w:t xml:space="preserve">Batallas de la Revolución, 1775–1776, 0.6.1.</w:t>
     </w:r>
   </w:p>
 </w:ftr>

--- a/resources/dist/sheets/revolutionary-battles-1775-1776-student-sheet-es.docx
+++ b/resources/dist/sheets/revolutionary-battles-1775-1776-student-sheet-es.docx
@@ -25,7 +25,7 @@
           <w:tab w:val="left" w:pos="5600"/>
           <w:tab w:val="left" w:pos="9400" w:leader="underscore"/>
         </w:tabs>
-        <w:spacing w:after="120" w:before="120"/>
+        <w:spacing w:after="60" w:before="60"/>
       </w:pPr>
       <w:r>
         <w:t xml:space="preserve">Nombre:</w:t>
@@ -40,7 +40,7 @@
     <w:p>
       <w:pPr>
         <w:shd w:fill="E5EDF5" w:val="clear"/>
-        <w:spacing w:after="120"/>
+        <w:spacing w:after="80"/>
       </w:pPr>
       <w:r>
         <w:rPr>
@@ -64,7 +64,7 @@
         </w:rPr>
         <w:t xml:space="preserve">Abre el mapa en MapMaker: </w:t>
       </w:r>
-      <w:hyperlink w:history="1" r:id="rIdvsp-rlvseutap5emlravb">
+      <w:hyperlink w:history="1" r:id="rIdg3qdkw_jwfnslgufbgv_u">
         <w:r>
           <w:rPr>
             <w:i/>
@@ -88,6 +88,7 @@
     <w:p>
       <w:pPr>
         <w:pStyle w:val="Heading2"/>
+        <w:spacing w:after="20" w:before="80"/>
       </w:pPr>
       <w:r>
         <w:t xml:space="preserve">Antes de empezar</w:t>
@@ -104,6 +105,7 @@
     <w:p>
       <w:pPr>
         <w:pStyle w:val="Heading2"/>
+        <w:spacing w:after="20" w:before="80"/>
       </w:pPr>
       <w:r>
         <w:t xml:space="preserve">Cómo leer el mapa</w:t>
@@ -136,6 +138,7 @@
     <w:p>
       <w:pPr>
         <w:pStyle w:val="Heading2"/>
+        <w:spacing w:after="20" w:before="80"/>
       </w:pPr>
       <w:r>
         <w:t xml:space="preserve">Preguntas</w:t>
@@ -149,23 +152,123 @@
           <w:ilvl w:val="0"/>
           <w:numId w:val="2"/>
         </w:numPr>
-        <w:spacing w:before="160"/>
-      </w:pPr>
-      <w:r>
-        <w:rPr>
-          <w:b/>
-          <w:bCs/>
-        </w:rPr>
-        <w:t xml:space="preserve">¿Dónde comenzó la guerra? </w:t>
-      </w:r>
-      <w:r>
-        <w:t xml:space="preserve">Abre el marcador Massachusetts. Haz clic en el rombo de Lexington and Concord. ¿Cuándo fue la batalla? Usa la leyenda para saber quién ganó. Luego haz clic en el rombo de Boston: ¿cuánto duró el sitio de Boston?</w:t>
-      </w:r>
-    </w:p>
-    <w:p>
-      <w:pPr>
-        <w:keepNext/>
-        <w:spacing w:before="120"/>
+        <w:spacing w:after="20" w:before="100"/>
+      </w:pPr>
+      <w:r>
+        <w:rPr>
+          <w:b/>
+          <w:bCs/>
+        </w:rPr>
+        <w:t xml:space="preserve">¿Dónde comenzó la guerra?</w:t>
+      </w:r>
+    </w:p>
+    <w:p>
+      <w:pPr>
+        <w:keepNext/>
+        <w:spacing w:after="0"/>
+        <w:ind w:left="360"/>
+      </w:pPr>
+      <w:r>
+        <w:rPr>
+          <w:b/>
+          <w:bCs/>
+          <w:color w:val="00619B"/>
+        </w:rPr>
+        <w:t xml:space="preserve">En el mapa:</w:t>
+      </w:r>
+    </w:p>
+    <w:p>
+      <w:pPr>
+        <w:keepNext/>
+        <w:spacing w:after="0" w:line="230"/>
+        <w:ind w:left="720" w:hanging="300"/>
+      </w:pPr>
+      <w:r>
+        <w:rPr>
+          <w:sz w:val="22"/>
+          <w:szCs w:val="22"/>
+        </w:rPr>
+        <w:t xml:space="preserve">1.	Abre el marcador Massachusetts.</w:t>
+      </w:r>
+    </w:p>
+    <w:p>
+      <w:pPr>
+        <w:keepNext/>
+        <w:spacing w:after="0" w:line="230"/>
+        <w:ind w:left="720" w:hanging="300"/>
+      </w:pPr>
+      <w:r>
+        <w:rPr>
+          <w:sz w:val="22"/>
+          <w:szCs w:val="22"/>
+        </w:rPr>
+        <w:t xml:space="preserve">2.	Haz clic en el rombo de Lexington and Concord y lee sus fechas.</w:t>
+      </w:r>
+    </w:p>
+    <w:p>
+      <w:pPr>
+        <w:keepNext/>
+        <w:spacing w:after="0" w:line="230"/>
+        <w:ind w:left="720" w:hanging="300"/>
+      </w:pPr>
+      <w:r>
+        <w:rPr>
+          <w:sz w:val="22"/>
+          <w:szCs w:val="22"/>
+        </w:rPr>
+        <w:t xml:space="preserve">3.	Abre la leyenda y comprueba qué color muestra quién ganó.</w:t>
+      </w:r>
+    </w:p>
+    <w:p>
+      <w:pPr>
+        <w:keepNext/>
+        <w:spacing w:after="0" w:line="230"/>
+        <w:ind w:left="720" w:hanging="300"/>
+      </w:pPr>
+      <w:r>
+        <w:rPr>
+          <w:sz w:val="22"/>
+          <w:szCs w:val="22"/>
+        </w:rPr>
+        <w:t xml:space="preserve">4.	Haz clic en el rombo de Boston y lee sus fechas.</w:t>
+      </w:r>
+    </w:p>
+    <w:p>
+      <w:pPr>
+        <w:keepNext/>
+        <w:spacing w:after="0" w:line="230"/>
+        <w:ind w:left="720" w:hanging="300"/>
+      </w:pPr>
+      <w:r>
+        <w:rPr>
+          <w:sz w:val="22"/>
+          <w:szCs w:val="22"/>
+        </w:rPr>
+        <w:t xml:space="preserve">5.	Usa la herramienta de medir (Measure) para la distancia en línea recta de Boston a Concord.</w:t>
+      </w:r>
+    </w:p>
+    <w:p>
+      <w:pPr>
+        <w:keepNext/>
+        <w:spacing w:before="40"/>
+        <w:ind w:left="360"/>
+      </w:pPr>
+      <w:r>
+        <w:rPr>
+          <w:b/>
+          <w:bCs/>
+          <w:color w:val="00619B"/>
+        </w:rPr>
+        <w:t xml:space="preserve">Responde: </w:t>
+      </w:r>
+      <w:r>
+        <w:t xml:space="preserve">¿Cuándo fue la batalla de Lexington and Concord y quién ganó? ¿Cuánto duró el sitio de Boston?</w:t>
+      </w:r>
+    </w:p>
+    <w:p>
+      <w:pPr>
+        <w:keepNext/>
+        <w:spacing w:before="60"/>
         <w:ind w:left="360"/>
       </w:pPr>
       <w:r>
@@ -187,7 +290,7 @@
         <w:pBdr>
           <w:bottom w:val="single" w:color="8A949F" w:sz="4" w:space="1"/>
         </w:pBdr>
-        <w:spacing w:before="90" w:line="240"/>
+        <w:spacing w:before="80" w:line="240"/>
       </w:pPr>
       <w:r>
         <w:t xml:space="preserve"/>
@@ -199,7 +302,7 @@
         <w:pBdr>
           <w:bottom w:val="single" w:color="8A949E" w:sz="4" w:space="1"/>
         </w:pBdr>
-        <w:spacing w:before="90" w:line="240"/>
+        <w:spacing w:before="80" w:line="240"/>
       </w:pPr>
       <w:r>
         <w:t xml:space="preserve"/>
@@ -213,17 +316,89 @@
           <w:ilvl w:val="0"/>
           <w:numId w:val="2"/>
         </w:numPr>
-        <w:spacing w:before="160"/>
-      </w:pPr>
-      <w:r>
-        <w:rPr>
-          <w:b/>
-          <w:bCs/>
-        </w:rPr>
-        <w:t xml:space="preserve">¿Dónde se combatió en 1775 y dónde se combatió en 1776? </w:t>
-      </w:r>
-      <w:r>
-        <w:t xml:space="preserve">Aléjate hasta ver todos los rombos, desde Quebec hasta Carolina del Sur. Haz clic en cada uno y escribe su nombre bajo el año en que se combatió. Usa la leyenda para marcar quién ganó. ¿Qué colonias tuvieron batallas en 1775? ¿Y en 1776? ¿Qué cambió?</w:t>
+        <w:spacing w:after="20" w:before="100"/>
+      </w:pPr>
+      <w:r>
+        <w:rPr>
+          <w:b/>
+          <w:bCs/>
+        </w:rPr>
+        <w:t xml:space="preserve">¿Dónde se combatió en 1775 y dónde se combatió en 1776?</w:t>
+      </w:r>
+    </w:p>
+    <w:p>
+      <w:pPr>
+        <w:keepNext/>
+        <w:spacing w:after="0"/>
+        <w:ind w:left="360"/>
+      </w:pPr>
+      <w:r>
+        <w:rPr>
+          <w:b/>
+          <w:bCs/>
+          <w:color w:val="00619B"/>
+        </w:rPr>
+        <w:t xml:space="preserve">En el mapa:</w:t>
+      </w:r>
+    </w:p>
+    <w:p>
+      <w:pPr>
+        <w:keepNext/>
+        <w:spacing w:after="0" w:line="230"/>
+        <w:ind w:left="720" w:hanging="300"/>
+      </w:pPr>
+      <w:r>
+        <w:rPr>
+          <w:sz w:val="22"/>
+          <w:szCs w:val="22"/>
+        </w:rPr>
+        <w:t xml:space="preserve">1.	Aléjate hasta ver todos los rombos, desde Quebec hasta Carolina del Sur.</w:t>
+      </w:r>
+    </w:p>
+    <w:p>
+      <w:pPr>
+        <w:keepNext/>
+        <w:spacing w:after="0" w:line="230"/>
+        <w:ind w:left="720" w:hanging="300"/>
+      </w:pPr>
+      <w:r>
+        <w:rPr>
+          <w:sz w:val="22"/>
+          <w:szCs w:val="22"/>
+        </w:rPr>
+        <w:t xml:space="preserve">2.	Haz clic en cada rombo y escribe su nombre bajo el año en que se combatió.</w:t>
+      </w:r>
+    </w:p>
+    <w:p>
+      <w:pPr>
+        <w:keepNext/>
+        <w:spacing w:after="0" w:line="230"/>
+        <w:ind w:left="720" w:hanging="300"/>
+      </w:pPr>
+      <w:r>
+        <w:rPr>
+          <w:sz w:val="22"/>
+          <w:szCs w:val="22"/>
+        </w:rPr>
+        <w:t xml:space="preserve">3.	Usa la leyenda para marcar quién ganó cada batalla.</w:t>
+      </w:r>
+    </w:p>
+    <w:p>
+      <w:pPr>
+        <w:keepNext/>
+        <w:spacing w:before="40"/>
+        <w:ind w:left="360"/>
+      </w:pPr>
+      <w:r>
+        <w:rPr>
+          <w:b/>
+          <w:bCs/>
+          <w:color w:val="00619B"/>
+        </w:rPr>
+        <w:t xml:space="preserve">Responde: </w:t>
+      </w:r>
+      <w:r>
+        <w:t xml:space="preserve">¿Qué colonias tuvieron batallas en 1775? ¿Y en 1776? ¿Qué cambió?</w:t>
       </w:r>
     </w:p>
     <w:p>
@@ -232,7 +407,7 @@
         <w:pBdr>
           <w:bottom w:val="single" w:color="8A949F" w:sz="4" w:space="1"/>
         </w:pBdr>
-        <w:spacing w:before="90" w:line="240"/>
+        <w:spacing w:before="80" w:line="240"/>
       </w:pPr>
       <w:r>
         <w:t xml:space="preserve"/>
@@ -244,7 +419,7 @@
         <w:pBdr>
           <w:bottom w:val="single" w:color="8A949E" w:sz="4" w:space="1"/>
         </w:pBdr>
-        <w:spacing w:before="90" w:line="240"/>
+        <w:spacing w:before="80" w:line="240"/>
       </w:pPr>
       <w:r>
         <w:t xml:space="preserve"/>
@@ -252,11 +427,172 @@
     </w:p>
     <w:p>
       <w:pPr>
-        <w:keepNext/>
+        <w:keepNext w:val="false"/>
         <w:pBdr>
           <w:bottom w:val="single" w:color="8A949F" w:sz="4" w:space="1"/>
         </w:pBdr>
-        <w:spacing w:before="90" w:line="240"/>
+        <w:spacing w:before="80" w:line="240"/>
+      </w:pPr>
+      <w:r>
+        <w:t xml:space="preserve"/>
+      </w:r>
+    </w:p>
+    <w:p>
+      <w:pPr>
+        <w:pStyle w:val="ListParagraph"/>
+        <w:keepNext/>
+        <w:numPr>
+          <w:ilvl w:val="0"/>
+          <w:numId w:val="2"/>
+        </w:numPr>
+        <w:spacing w:after="20" w:before="100"/>
+      </w:pPr>
+      <w:r>
+        <w:rPr>
+          <w:b/>
+          <w:bCs/>
+        </w:rPr>
+        <w:t xml:space="preserve">¿Por qué Nueva York?</w:t>
+      </w:r>
+    </w:p>
+    <w:p>
+      <w:pPr>
+        <w:keepNext/>
+        <w:spacing w:after="0"/>
+        <w:ind w:left="360"/>
+      </w:pPr>
+      <w:r>
+        <w:rPr>
+          <w:b/>
+          <w:bCs/>
+          <w:color w:val="00619B"/>
+        </w:rPr>
+        <w:t xml:space="preserve">En el mapa:</w:t>
+      </w:r>
+    </w:p>
+    <w:p>
+      <w:pPr>
+        <w:keepNext/>
+        <w:spacing w:after="0" w:line="230"/>
+        <w:ind w:left="720" w:hanging="300"/>
+      </w:pPr>
+      <w:r>
+        <w:rPr>
+          <w:sz w:val="22"/>
+          <w:szCs w:val="22"/>
+        </w:rPr>
+        <w:t xml:space="preserve">1.	En las capas del mapa (Map layers), activa Key Port Cities in the American Revolution 1775-1781 (ciudades portuarias clave; está dentro de Revolutionary War Battlefields).</w:t>
+      </w:r>
+    </w:p>
+    <w:p>
+      <w:pPr>
+        <w:keepNext/>
+        <w:spacing w:after="0" w:line="230"/>
+        <w:ind w:left="720" w:hanging="300"/>
+      </w:pPr>
+      <w:r>
+        <w:rPr>
+          <w:sz w:val="22"/>
+          <w:szCs w:val="22"/>
+        </w:rPr>
+        <w:t xml:space="preserve">2.	Usa la leyenda para distinguir un puerto principal (Major Port City) de un puerto menor (Port).</w:t>
+      </w:r>
+    </w:p>
+    <w:p>
+      <w:pPr>
+        <w:keepNext/>
+        <w:spacing w:after="0" w:line="230"/>
+        <w:ind w:left="720" w:hanging="300"/>
+      </w:pPr>
+      <w:r>
+        <w:rPr>
+          <w:sz w:val="22"/>
+          <w:szCs w:val="22"/>
+        </w:rPr>
+        <w:t xml:space="preserve">3.	Busca los puertos principales entre Boston y Charleston.</w:t>
+      </w:r>
+    </w:p>
+    <w:p>
+      <w:pPr>
+        <w:keepNext/>
+        <w:spacing w:after="0" w:line="230"/>
+        <w:ind w:left="720" w:hanging="300"/>
+      </w:pPr>
+      <w:r>
+        <w:rPr>
+          <w:sz w:val="22"/>
+          <w:szCs w:val="22"/>
+        </w:rPr>
+        <w:t xml:space="preserve">4.	La capa no tiene ventanas emergentes, así que usa la costa y los rombos de batallas cercanos para nombrarlos.</w:t>
+      </w:r>
+    </w:p>
+    <w:p>
+      <w:pPr>
+        <w:keepNext/>
+        <w:spacing w:after="0" w:line="230"/>
+        <w:ind w:left="720" w:hanging="300"/>
+      </w:pPr>
+      <w:r>
+        <w:rPr>
+          <w:sz w:val="22"/>
+          <w:szCs w:val="22"/>
+        </w:rPr>
+        <w:t xml:space="preserve">5.	Usa la herramienta de medir (Measure) de Nueva York a Filadelfia y de Nueva York a Boston.</w:t>
+      </w:r>
+    </w:p>
+    <w:p>
+      <w:pPr>
+        <w:keepNext/>
+        <w:spacing w:before="40"/>
+        <w:ind w:left="360"/>
+      </w:pPr>
+      <w:r>
+        <w:rPr>
+          <w:b/>
+          <w:bCs/>
+          <w:color w:val="00619B"/>
+        </w:rPr>
+        <w:t xml:space="preserve">Responde: </w:t>
+      </w:r>
+      <w:r>
+        <w:t xml:space="preserve">Boston y Charleston son puertos principales: ¿qué otros puertos principales hay entre ellos? Mirando el mapa, ¿qué podía alcanzar una armada con base en Nueva York?</w:t>
+      </w:r>
+    </w:p>
+    <w:p>
+      <w:pPr>
+        <w:keepNext/>
+        <w:spacing w:before="60"/>
+        <w:ind w:left="360"/>
+      </w:pPr>
+      <w:r>
+        <w:t xml:space="preserve">De Nueva York a Filadelfia: </w:t>
+      </w:r>
+      <w:r>
+        <w:rPr>
+          <w:u w:val="single"/>
+        </w:rPr>
+        <w:t xml:space="preserve">              </w:t>
+      </w:r>
+      <w:r>
+        <w:t xml:space="preserve"> millas. De Nueva York a Boston: </w:t>
+      </w:r>
+      <w:r>
+        <w:rPr>
+          <w:u w:val="single"/>
+        </w:rPr>
+        <w:t xml:space="preserve">              </w:t>
+      </w:r>
+      <w:r>
+        <w:t xml:space="preserve"> millas</w:t>
+      </w:r>
+    </w:p>
+    <w:p>
+      <w:pPr>
+        <w:keepNext/>
+        <w:pBdr>
+          <w:bottom w:val="single" w:color="8A949F" w:sz="4" w:space="1"/>
+        </w:pBdr>
+        <w:spacing w:before="80" w:line="240"/>
       </w:pPr>
       <w:r>
         <w:t xml:space="preserve"/>
@@ -268,7 +604,7 @@
         <w:pBdr>
           <w:bottom w:val="single" w:color="8A949E" w:sz="4" w:space="1"/>
         </w:pBdr>
-        <w:spacing w:before="90" w:line="240"/>
+        <w:spacing w:before="80" w:line="240"/>
       </w:pPr>
       <w:r>
         <w:t xml:space="preserve"/>
@@ -282,36 +618,127 @@
           <w:ilvl w:val="0"/>
           <w:numId w:val="2"/>
         </w:numPr>
-        <w:spacing w:before="160"/>
-      </w:pPr>
-      <w:r>
-        <w:rPr>
-          <w:b/>
-          <w:bCs/>
-        </w:rPr>
-        <w:t xml:space="preserve">¿Por qué Nueva York? </w:t>
-      </w:r>
-      <w:r>
-        <w:t xml:space="preserve">En las capas del mapa (Map layers), activa Key Port Cities in the American Revolution 1775-1781 (ciudades portuarias clave; está dentro de Revolutionary War Battlefields). Usa la leyenda para distinguir un puerto principal (Major Port City) de un puerto menor (Port). Boston y Charleston son puertos principales: ¿qué otros puertos principales hay entre ellos? La capa no tiene ventanas emergentes, así que usa la costa y los rombos de batallas cercanos para nombrarlos. Mide de Nueva York a Filadelfia y de Nueva York a Boston. Mirando el mapa, ¿qué podía alcanzar una armada con base en Nueva York?</w:t>
-      </w:r>
-    </w:p>
-    <w:p>
-      <w:pPr>
-        <w:keepNext/>
-        <w:spacing w:before="120"/>
+        <w:spacing w:after="20" w:before="100"/>
+      </w:pPr>
+      <w:r>
+        <w:rPr>
+          <w:b/>
+          <w:bCs/>
+        </w:rPr>
+        <w:t xml:space="preserve">¿Cómo terminó 1776?</w:t>
+      </w:r>
+    </w:p>
+    <w:p>
+      <w:pPr>
+        <w:keepNext/>
+        <w:spacing w:after="0"/>
         <w:ind w:left="360"/>
       </w:pPr>
       <w:r>
-        <w:t xml:space="preserve">De Nueva York a Filadelfia: </w:t>
-      </w:r>
-      <w:r>
-        <w:rPr>
-          <w:u w:val="single"/>
-        </w:rPr>
-        <w:t xml:space="preserve">              </w:t>
-      </w:r>
-      <w:r>
-        <w:t xml:space="preserve"> millas. De Nueva York a Boston: </w:t>
+        <w:rPr>
+          <w:b/>
+          <w:bCs/>
+          <w:color w:val="00619B"/>
+        </w:rPr>
+        <w:t xml:space="preserve">En el mapa:</w:t>
+      </w:r>
+    </w:p>
+    <w:p>
+      <w:pPr>
+        <w:keepNext/>
+        <w:spacing w:after="0" w:line="230"/>
+        <w:ind w:left="720" w:hanging="300"/>
+      </w:pPr>
+      <w:r>
+        <w:rPr>
+          <w:sz w:val="22"/>
+          <w:szCs w:val="22"/>
+        </w:rPr>
+        <w:t xml:space="preserve">1.	Acércate a la ciudad de Nueva York hasta que aparezcan los círculos numerados.</w:t>
+      </w:r>
+    </w:p>
+    <w:p>
+      <w:pPr>
+        <w:keepNext/>
+        <w:spacing w:after="0" w:line="230"/>
+        <w:ind w:left="720" w:hanging="300"/>
+      </w:pPr>
+      <w:r>
+        <w:rPr>
+          <w:sz w:val="22"/>
+          <w:szCs w:val="22"/>
+        </w:rPr>
+        <w:t xml:space="preserve">2.	Sigue los círculos 4 y 5.</w:t>
+      </w:r>
+    </w:p>
+    <w:p>
+      <w:pPr>
+        <w:keepNext/>
+        <w:spacing w:after="0" w:line="230"/>
+        <w:ind w:left="720" w:hanging="300"/>
+      </w:pPr>
+      <w:r>
+        <w:rPr>
+          <w:sz w:val="22"/>
+          <w:szCs w:val="22"/>
+        </w:rPr>
+        <w:t xml:space="preserve">3.	Haz clic en los rombos de Fort Washington, Fort Lee y Trenton.</w:t>
+      </w:r>
+    </w:p>
+    <w:p>
+      <w:pPr>
+        <w:keepNext/>
+        <w:spacing w:after="0" w:line="230"/>
+        <w:ind w:left="720" w:hanging="300"/>
+      </w:pPr>
+      <w:r>
+        <w:rPr>
+          <w:sz w:val="22"/>
+          <w:szCs w:val="22"/>
+        </w:rPr>
+        <w:t xml:space="preserve">4.	Lee las fechas de cada uno y usa la leyenda para ver quién ganó.</w:t>
+      </w:r>
+    </w:p>
+    <w:p>
+      <w:pPr>
+        <w:keepNext/>
+        <w:spacing w:after="0" w:line="230"/>
+        <w:ind w:left="720" w:hanging="300"/>
+      </w:pPr>
+      <w:r>
+        <w:rPr>
+          <w:sz w:val="22"/>
+          <w:szCs w:val="22"/>
+        </w:rPr>
+        <w:t xml:space="preserve">5.	Usa la herramienta de medir (Measure) para la distancia de la ciudad de Nueva York a Trenton.</w:t>
+      </w:r>
+    </w:p>
+    <w:p>
+      <w:pPr>
+        <w:keepNext/>
+        <w:spacing w:before="40"/>
+        <w:ind w:left="360"/>
+      </w:pPr>
+      <w:r>
+        <w:rPr>
+          <w:b/>
+          <w:bCs/>
+          <w:color w:val="00619B"/>
+        </w:rPr>
+        <w:t xml:space="preserve">Responde: </w:t>
+      </w:r>
+      <w:r>
+        <w:t xml:space="preserve">¿Cuándo se combatió cada batalla y quién ganó?</w:t>
+      </w:r>
+    </w:p>
+    <w:p>
+      <w:pPr>
+        <w:keepNext/>
+        <w:spacing w:before="60"/>
+        <w:ind w:left="360"/>
+      </w:pPr>
+      <w:r>
+        <w:t xml:space="preserve">Mide la distancia de la ciudad de Nueva York a Trenton: </w:t>
       </w:r>
       <w:r>
         <w:rPr>
@@ -329,7 +756,7 @@
         <w:pBdr>
           <w:bottom w:val="single" w:color="8A949F" w:sz="4" w:space="1"/>
         </w:pBdr>
-        <w:spacing w:before="90" w:line="240"/>
+        <w:spacing w:before="80" w:line="240"/>
       </w:pPr>
       <w:r>
         <w:t xml:space="preserve"/>
@@ -337,14 +764,71 @@
     </w:p>
     <w:p>
       <w:pPr>
-        <w:keepNext/>
+        <w:keepNext w:val="false"/>
         <w:pBdr>
           <w:bottom w:val="single" w:color="8A949E" w:sz="4" w:space="1"/>
         </w:pBdr>
-        <w:spacing w:before="90" w:line="240"/>
+        <w:spacing w:before="80" w:line="240"/>
       </w:pPr>
       <w:r>
         <w:t xml:space="preserve"/>
+      </w:r>
+    </w:p>
+    <w:p>
+      <w:pPr>
+        <w:keepNext/>
+        <w:spacing w:before="160"/>
+      </w:pPr>
+      <w:r>
+        <w:rPr>
+          <w:b/>
+          <w:bCs/>
+        </w:rPr>
+        <w:t xml:space="preserve">Tu respuesta: </w:t>
+      </w:r>
+      <w:r>
+        <w:t xml:space="preserve">Responde la pregunta central con evidencia de al menos dos lugares del mapa. Puedes escribir un párrafo, dibujar en el mapa o hacer ambas cosas.</w:t>
+      </w:r>
+    </w:p>
+    <w:p>
+      <w:pPr>
+        <w:keepNext/>
+        <w:pBdr>
+          <w:bottom w:val="single" w:color="8A949F" w:sz="4" w:space="1"/>
+        </w:pBdr>
+        <w:spacing w:before="80" w:line="240"/>
+      </w:pPr>
+      <w:r>
+        <w:t xml:space="preserve"/>
+      </w:r>
+    </w:p>
+    <w:p>
+      <w:pPr>
+        <w:keepNext w:val="false"/>
+        <w:pBdr>
+          <w:bottom w:val="single" w:color="8A949E" w:sz="4" w:space="1"/>
+        </w:pBdr>
+        <w:spacing w:before="80" w:line="240"/>
+      </w:pPr>
+      <w:r>
+        <w:t xml:space="preserve"/>
+      </w:r>
+    </w:p>
+    <w:p>
+      <w:pPr>
+        <w:pStyle w:val="Heading2"/>
+        <w:spacing w:after="20" w:before="80"/>
+      </w:pPr>
+      <w:r>
+        <w:t xml:space="preserve">Reflexión</w:t>
+      </w:r>
+    </w:p>
+    <w:p>
+      <w:pPr>
+        <w:keepNext/>
+      </w:pPr>
+      <w:r>
+        <w:t xml:space="preserve">¿Qué te mostró el mapa sobre 1775–1776 que quizá no habrías notado solo con la lectura?</w:t>
       </w:r>
     </w:p>
     <w:p>
@@ -353,7 +837,7 @@
         <w:pBdr>
           <w:bottom w:val="single" w:color="8A949F" w:sz="4" w:space="1"/>
         </w:pBdr>
-        <w:spacing w:before="90" w:line="240"/>
+        <w:spacing w:before="80" w:line="240"/>
       </w:pPr>
       <w:r>
         <w:t xml:space="preserve"/>
@@ -361,154 +845,14 @@
     </w:p>
     <w:p>
       <w:pPr>
-        <w:pStyle w:val="ListParagraph"/>
-        <w:keepNext/>
-        <w:numPr>
-          <w:ilvl w:val="0"/>
-          <w:numId w:val="2"/>
-        </w:numPr>
-        <w:spacing w:before="160"/>
-      </w:pPr>
-      <w:r>
-        <w:rPr>
-          <w:b/>
-          <w:bCs/>
-        </w:rPr>
-        <w:t xml:space="preserve">¿Cómo terminó 1776? </w:t>
-      </w:r>
-      <w:r>
-        <w:t xml:space="preserve">Acércate a la ciudad de Nueva York hasta que aparezcan los círculos numerados y sigue los círculos 4 y 5. Haz clic en los rombos de Fort Washington, Fort Lee y Trenton. ¿Cuándo se combatió cada batalla y quién ganó?</w:t>
-      </w:r>
-    </w:p>
-    <w:p>
-      <w:pPr>
-        <w:keepNext/>
-        <w:spacing w:before="120"/>
-        <w:ind w:left="360"/>
-      </w:pPr>
-      <w:r>
-        <w:t xml:space="preserve">Mide la distancia de la ciudad de Nueva York a Trenton: </w:t>
-      </w:r>
-      <w:r>
-        <w:rPr>
-          <w:u w:val="single"/>
-        </w:rPr>
-        <w:t xml:space="preserve">              </w:t>
-      </w:r>
-      <w:r>
-        <w:t xml:space="preserve"> millas</w:t>
-      </w:r>
-    </w:p>
-    <w:p>
-      <w:pPr>
-        <w:keepNext/>
-        <w:pBdr>
-          <w:bottom w:val="single" w:color="8A949F" w:sz="4" w:space="1"/>
-        </w:pBdr>
-        <w:spacing w:before="90" w:line="240"/>
-      </w:pPr>
-      <w:r>
-        <w:t xml:space="preserve"/>
-      </w:r>
-    </w:p>
-    <w:p>
-      <w:pPr>
-        <w:keepNext w:val="false"/>
-        <w:pBdr>
-          <w:bottom w:val="single" w:color="8A949E" w:sz="4" w:space="1"/>
-        </w:pBdr>
-        <w:spacing w:before="90" w:line="240"/>
-      </w:pPr>
-      <w:r>
-        <w:t xml:space="preserve"/>
-      </w:r>
-    </w:p>
-    <w:p>
-      <w:pPr>
-        <w:keepNext/>
-        <w:spacing w:before="320"/>
-      </w:pPr>
-      <w:r>
-        <w:rPr>
-          <w:b/>
-          <w:bCs/>
-        </w:rPr>
-        <w:t xml:space="preserve">Tu respuesta: </w:t>
-      </w:r>
-      <w:r>
-        <w:t xml:space="preserve">Responde la pregunta central con evidencia de al menos dos lugares del mapa. Puedes escribir un párrafo, dibujar en el mapa o hacer ambas cosas.</w:t>
-      </w:r>
-    </w:p>
-    <w:p>
-      <w:pPr>
-        <w:keepNext/>
-        <w:pBdr>
-          <w:bottom w:val="single" w:color="8A949F" w:sz="4" w:space="1"/>
-        </w:pBdr>
-        <w:spacing w:before="90" w:line="240"/>
-      </w:pPr>
-      <w:r>
-        <w:t xml:space="preserve"/>
-      </w:r>
-    </w:p>
-    <w:p>
-      <w:pPr>
-        <w:keepNext/>
-        <w:pBdr>
-          <w:bottom w:val="single" w:color="8A949E" w:sz="4" w:space="1"/>
-        </w:pBdr>
-        <w:spacing w:before="90" w:line="240"/>
-      </w:pPr>
-      <w:r>
-        <w:t xml:space="preserve"/>
-      </w:r>
-    </w:p>
-    <w:p>
-      <w:pPr>
-        <w:keepNext w:val="false"/>
-        <w:pBdr>
-          <w:bottom w:val="single" w:color="8A949F" w:sz="4" w:space="1"/>
-        </w:pBdr>
-        <w:spacing w:before="90" w:line="240"/>
-      </w:pPr>
-      <w:r>
-        <w:t xml:space="preserve"/>
-      </w:r>
-    </w:p>
-    <w:p>
-      <w:pPr>
-        <w:pStyle w:val="Heading2"/>
-      </w:pPr>
-      <w:r>
-        <w:t xml:space="preserve">Reflexión</w:t>
-      </w:r>
-    </w:p>
-    <w:p>
-      <w:pPr>
-        <w:keepNext/>
-      </w:pPr>
-      <w:r>
-        <w:t xml:space="preserve">¿Qué te mostró el mapa sobre 1775–1776 que quizá no habrías notado solo con la lectura?</w:t>
-      </w:r>
-    </w:p>
-    <w:p>
-      <w:pPr>
-        <w:keepNext w:val="false"/>
-        <w:pBdr>
-          <w:bottom w:val="single" w:color="8A949F" w:sz="4" w:space="1"/>
-        </w:pBdr>
-        <w:spacing w:before="90" w:line="240"/>
-      </w:pPr>
-      <w:r>
-        <w:t xml:space="preserve"/>
-      </w:r>
-    </w:p>
-    <w:p>
-      <w:pPr>
         <w:pStyle w:val="Credits"/>
-        <w:spacing w:before="120"/>
-      </w:pPr>
-      <w:r>
+        <w:spacing w:before="60" w:line="190"/>
+      </w:pPr>
+      <w:r>
+        <w:rPr>
+          <w:sz w:val="16"/>
+          <w:szCs w:val="16"/>
+        </w:rPr>
         <w:t xml:space="preserve">Datos del mapa: American Battlefield Trust; National Park Service, American Battlefield Protection Program; Chris Bunin and Peter Trentacoste (2026), from National Park Service, US Army Center of Military History and Library of Congress sources; National Geographic Society and Virginia Geographic Alliance, from the Historical Atlas of the United States (1988); Jay Feyerabend, master's thesis, James Madison University (2021).</w:t>
       </w:r>
     </w:p>
@@ -571,7 +915,7 @@
       <w:pStyle w:val="Credits"/>
     </w:pPr>
     <w:r>
-      <w:t xml:space="preserve">Batallas de la Revolución, 1775–1776, 0.6.1.</w:t>
+      <w:t xml:space="preserve">Batallas de la Revolución, 1775–1776, 0.7.0.</w:t>
     </w:r>
   </w:p>
 </w:ftr>

--- a/resources/dist/sheets/revolutionary-battles-1775-1776-student-sheet-es.docx
+++ b/resources/dist/sheets/revolutionary-battles-1775-1776-student-sheet-es.docx
@@ -64,7 +64,7 @@
         </w:rPr>
         <w:t xml:space="preserve">Abre el mapa en MapMaker: </w:t>
       </w:r>
-      <w:hyperlink w:history="1" r:id="rIdg3qdkw_jwfnslgufbgv_u">
+      <w:hyperlink w:history="1" r:id="rIdg2jawpbgoi5diqcfjnx70">
         <w:r>
           <w:rPr>
             <w:i/>
@@ -915,7 +915,7 @@
       <w:pStyle w:val="Credits"/>
     </w:pPr>
     <w:r>
-      <w:t xml:space="preserve">Batallas de la Revolución, 1775–1776, 0.7.0.</w:t>
+      <w:t xml:space="preserve">Batallas de la Revolución, 1775–1776, 0.8.0.</w:t>
     </w:r>
   </w:p>
 </w:ftr>

--- a/resources/dist/sheets/revolutionary-battles-1775-1776-student-sheet-es.docx
+++ b/resources/dist/sheets/revolutionary-battles-1775-1776-student-sheet-es.docx
@@ -64,7 +64,7 @@
         </w:rPr>
         <w:t xml:space="preserve">Abre el mapa en MapMaker: </w:t>
       </w:r>
-      <w:hyperlink w:history="1" r:id="rIdg2jawpbgoi5diqcfjnx70">
+      <w:hyperlink w:history="1" r:id="rIdaqgbcpph35ltcojf6sif9">
         <w:r>
           <w:rPr>
             <w:i/>

--- a/resources/dist/sheets/revolutionary-battles-1775-1776-student-sheet-es.docx
+++ b/resources/dist/sheets/revolutionary-battles-1775-1776-student-sheet-es.docx
@@ -64,7 +64,7 @@
         </w:rPr>
         <w:t xml:space="preserve">Abre el mapa en MapMaker: </w:t>
       </w:r>
-      <w:hyperlink w:history="1" r:id="rIdaqgbcpph35ltcojf6sif9">
+      <w:hyperlink w:history="1" r:id="rIdeicddk22icfdzmt5coxxi">
         <w:r>
           <w:rPr>
             <w:i/>

--- a/resources/dist/sheets/revolutionary-battles-1775-1776-student-sheet-es.docx
+++ b/resources/dist/sheets/revolutionary-battles-1775-1776-student-sheet-es.docx
@@ -62,9 +62,9 @@
           <w:i/>
           <w:iCs/>
         </w:rPr>
-        <w:t xml:space="preserve">Abre el mapa en MapMaker: </w:t>
-      </w:r>
-      <w:hyperlink w:history="1" r:id="rIdeicddk22icfdzmt5coxxi">
+        <w:t xml:space="preserve">Abre el mapa: </w:t>
+      </w:r>
+      <w:hyperlink w:history="1" r:id="rIdm7_e_sky0jl8c8j5vmieu">
         <w:r>
           <w:rPr>
             <w:i/>
@@ -82,7 +82,7 @@
         <w:spacing w:after="160"/>
       </w:pPr>
       <w:r>
-        <w:t xml:space="preserve">Dirección del mapa: https://mpmkr.maps.arcgis.com/apps/instant/atlas/index.html?appid=0cd1cdee853c413a84bfe4b9a6931f0d&amp;webmap=bda07736a1b9425ea19fdde282088bd6</w:t>
+        <w:t xml:space="preserve">Dirección del mapa: https://www.arcgis.com/apps/instant/atlas/index.html?appid=0cd1cdee853c413a84bfe4b9a6931f0d&amp;webmap=bda07736a1b9425ea19fdde282088bd6</w:t>
       </w:r>
     </w:p>
     <w:p>

--- a/resources/dist/sheets/revolutionary-battles-1775-1776-student-sheet-es.docx
+++ b/resources/dist/sheets/revolutionary-battles-1775-1776-student-sheet-es.docx
@@ -64,7 +64,7 @@
         </w:rPr>
         <w:t xml:space="preserve">Abre el mapa: </w:t>
       </w:r>
-      <w:hyperlink w:history="1" r:id="rIdm7_e_sky0jl8c8j5vmieu">
+      <w:hyperlink w:history="1" r:id="rId5wmj5bak5x2jpyxvc0nhl">
         <w:r>
           <w:rPr>
             <w:i/>

--- a/resources/dist/sheets/revolutionary-battles-1775-1776-student-sheet-es.docx
+++ b/resources/dist/sheets/revolutionary-battles-1775-1776-student-sheet-es.docx
@@ -64,7 +64,7 @@
         </w:rPr>
         <w:t xml:space="preserve">Abre el mapa: </w:t>
       </w:r>
-      <w:hyperlink w:history="1" r:id="rId5wmj5bak5x2jpyxvc0nhl">
+      <w:hyperlink w:history="1" r:id="rIdkx-pgkjc3slmxo7_xe1xg">
         <w:r>
           <w:rPr>
             <w:i/>

--- a/resources/dist/sheets/revolutionary-battles-1775-1776-student-sheet-es.docx
+++ b/resources/dist/sheets/revolutionary-battles-1775-1776-student-sheet-es.docx
@@ -64,7 +64,7 @@
         </w:rPr>
         <w:t xml:space="preserve">Abre el mapa: </w:t>
       </w:r>
-      <w:hyperlink w:history="1" r:id="rIdkx-pgkjc3slmxo7_xe1xg">
+      <w:hyperlink w:history="1" r:id="rIdneeuxi2f7jrbsrnjmwxh9">
         <w:r>
           <w:rPr>
             <w:i/>
@@ -915,7 +915,7 @@
       <w:pStyle w:val="Credits"/>
     </w:pPr>
     <w:r>
-      <w:t xml:space="preserve">Batallas de la Revolución, 1775–1776, 0.8.0.</w:t>
+      <w:t xml:space="preserve">Batallas de la Revolución, 1775–1776, 0.8.1.</w:t>
     </w:r>
   </w:p>
 </w:ftr>

--- a/resources/dist/sheets/revolutionary-battles-1775-1776-student-sheet-es.docx
+++ b/resources/dist/sheets/revolutionary-battles-1775-1776-student-sheet-es.docx
@@ -55,7 +55,7 @@
     </w:p>
     <w:p>
       <w:pPr>
-        <w:spacing w:after="40"/>
+        <w:spacing w:after="160"/>
       </w:pPr>
       <w:r>
         <w:rPr>
@@ -64,7 +64,7 @@
         </w:rPr>
         <w:t xml:space="preserve">Abre el mapa: </w:t>
       </w:r>
-      <w:hyperlink w:history="1" r:id="rIdneeuxi2f7jrbsrnjmwxh9">
+      <w:hyperlink w:history="1" r:id="rIdg_yhjrvswr-ozrq9pbwwd">
         <w:r>
           <w:rPr>
             <w:i/>
@@ -78,15 +78,6 @@
     </w:p>
     <w:p>
       <w:pPr>
-        <w:pStyle w:val="Credits"/>
-        <w:spacing w:after="160"/>
-      </w:pPr>
-      <w:r>
-        <w:t xml:space="preserve">Dirección del mapa: https://www.arcgis.com/apps/instant/atlas/index.html?appid=0cd1cdee853c413a84bfe4b9a6931f0d&amp;webmap=bda07736a1b9425ea19fdde282088bd6</w:t>
-      </w:r>
-    </w:p>
-    <w:p>
-      <w:pPr>
         <w:pStyle w:val="Heading2"/>
         <w:spacing w:after="20" w:before="80"/>
       </w:pPr>
@@ -841,19 +832,6 @@
       </w:pPr>
       <w:r>
         <w:t xml:space="preserve"/>
-      </w:r>
-    </w:p>
-    <w:p>
-      <w:pPr>
-        <w:pStyle w:val="Credits"/>
-        <w:spacing w:before="60" w:line="190"/>
-      </w:pPr>
-      <w:r>
-        <w:rPr>
-          <w:sz w:val="16"/>
-          <w:szCs w:val="16"/>
-        </w:rPr>
-        <w:t xml:space="preserve">Datos del mapa: American Battlefield Trust; National Park Service, American Battlefield Protection Program; Chris Bunin and Peter Trentacoste (2026), from National Park Service, US Army Center of Military History and Library of Congress sources; National Geographic Society and Virginia Geographic Alliance, from the Historical Atlas of the United States (1988); Jay Feyerabend, master's thesis, James Madison University (2021).</w:t>
       </w:r>
     </w:p>
     <w:sectPr>

--- a/resources/dist/sheets/revolutionary-battles-1775-1776-student-sheet-es.docx
+++ b/resources/dist/sheets/revolutionary-battles-1775-1776-student-sheet-es.docx
@@ -64,7 +64,7 @@
         </w:rPr>
         <w:t xml:space="preserve">Abre el mapa: </w:t>
       </w:r>
-      <w:hyperlink w:history="1" r:id="rIdg_yhjrvswr-ozrq9pbwwd">
+      <w:hyperlink w:history="1" r:id="rIdwc5rvuifq5enrj0280qf4">
         <w:r>
           <w:rPr>
             <w:i/>
@@ -357,21 +357,21 @@
           <w:sz w:val="22"/>
           <w:szCs w:val="22"/>
         </w:rPr>
-        <w:t xml:space="preserve">2.	Haz clic en cada rombo y escribe su nombre bajo el año en que se combatió.</w:t>
-      </w:r>
-    </w:p>
-    <w:p>
-      <w:pPr>
-        <w:keepNext/>
-        <w:spacing w:after="0" w:line="230"/>
-        <w:ind w:left="720" w:hanging="300"/>
-      </w:pPr>
-      <w:r>
-        <w:rPr>
-          <w:sz w:val="22"/>
-          <w:szCs w:val="22"/>
-        </w:rPr>
-        <w:t xml:space="preserve">3.	Usa la leyenda para marcar quién ganó cada batalla.</w:t>
+        <w:t xml:space="preserve">2.	Haz clic en los rombos y lee la línea de la fecha de cada uno para saber su año.</w:t>
+      </w:r>
+    </w:p>
+    <w:p>
+      <w:pPr>
+        <w:keepNext/>
+        <w:spacing w:after="0" w:line="230"/>
+        <w:ind w:left="720" w:hanging="300"/>
+      </w:pPr>
+      <w:r>
+        <w:rPr>
+          <w:sz w:val="22"/>
+          <w:szCs w:val="22"/>
+        </w:rPr>
+        <w:t xml:space="preserve">3.	Haz clic en la colonia que está debajo de cada grupo de rombos para leer su nombre, y usa la leyenda para ver quién ganó.</w:t>
       </w:r>
     </w:p>
     <w:p>
@@ -893,7 +893,7 @@
       <w:pStyle w:val="Credits"/>
     </w:pPr>
     <w:r>
-      <w:t xml:space="preserve">Batallas de la Revolución, 1775–1776, 0.8.1.</w:t>
+      <w:t xml:space="preserve">Batallas de la Revolución, 1775–1776, 0.9.0.</w:t>
     </w:r>
   </w:p>
 </w:ftr>

--- a/resources/dist/sheets/revolutionary-battles-1775-1776-student-sheet-es.docx
+++ b/resources/dist/sheets/revolutionary-battles-1775-1776-student-sheet-es.docx
@@ -64,7 +64,7 @@
         </w:rPr>
         <w:t xml:space="preserve">Abre el mapa: </w:t>
       </w:r>
-      <w:hyperlink w:history="1" r:id="rIdwc5rvuifq5enrj0280qf4">
+      <w:hyperlink w:history="1" r:id="rIdjy2s8wnuve1f4ll6o78dy">
         <w:r>
           <w:rPr>
             <w:i/>
@@ -893,7 +893,7 @@
       <w:pStyle w:val="Credits"/>
     </w:pPr>
     <w:r>
-      <w:t xml:space="preserve">Batallas de la Revolución, 1775–1776, 0.9.0.</w:t>
+      <w:t xml:space="preserve">Batallas de la Revolución, 1775–1776, 0.9.1.</w:t>
     </w:r>
   </w:p>
 </w:ftr>

--- a/resources/dist/sheets/revolutionary-battles-1775-1776-student-sheet-es.docx
+++ b/resources/dist/sheets/revolutionary-battles-1775-1776-student-sheet-es.docx
@@ -64,7 +64,7 @@
         </w:rPr>
         <w:t xml:space="preserve">Abre el mapa: </w:t>
       </w:r>
-      <w:hyperlink w:history="1" r:id="rIdjy2s8wnuve1f4ll6o78dy">
+      <w:hyperlink w:history="1" r:id="rIdpz3mkwjhh-btwhdjif1nb">
         <w:r>
           <w:rPr>
             <w:i/>

--- a/resources/dist/sheets/revolutionary-battles-1775-1776-student-sheet-es.docx
+++ b/resources/dist/sheets/revolutionary-battles-1775-1776-student-sheet-es.docx
@@ -64,7 +64,7 @@
         </w:rPr>
         <w:t xml:space="preserve">Abre el mapa: </w:t>
       </w:r>
-      <w:hyperlink w:history="1" r:id="rIdpz3mkwjhh-btwhdjif1nb">
+      <w:hyperlink w:history="1" r:id="rIdavsxbs6uusl2udgmk7wbd">
         <w:r>
           <w:rPr>
             <w:i/>

--- a/resources/dist/sheets/revolutionary-battles-1775-1776-student-sheet-es.docx
+++ b/resources/dist/sheets/revolutionary-battles-1775-1776-student-sheet-es.docx
@@ -64,7 +64,7 @@
         </w:rPr>
         <w:t xml:space="preserve">Abre el mapa: </w:t>
       </w:r>
-      <w:hyperlink w:history="1" r:id="rIdavsxbs6uusl2udgmk7wbd">
+      <w:hyperlink w:history="1" r:id="rIdynrliiqnpcuymauagilkc">
         <w:r>
           <w:rPr>
             <w:i/>
